--- a/courts/eighth-circuit/north-dakota/state/supreme-court/brief-on-the-merits/usage/OUTPUT-brief-on-the-merits.docx
+++ b/courts/eighth-circuit/north-dakota/state/supreme-court/brief-on-the-merits/usage/OUTPUT-brief-on-the-merits.docx
@@ -4090,11 +4090,7 @@
         <w:t xml:space="preserve"> </w:t>
       </w:r>
       <w:r>
-        <w:t xml:space="preserve">28</w:t>
-        <w:noBreakHyphen/>
-        <w:t xml:space="preserve">32</w:t>
-        <w:noBreakHyphen/>
-        <w:t xml:space="preserve">39—just</w:t>
+        <w:t xml:space="preserve">28-⁠32-⁠39—⁠just</w:t>
       </w:r>
       <w:r>
         <w:t xml:space="preserve"> </w:t>
@@ -8610,19 +8606,7 @@
         <w:t xml:space="preserve"> </w:t>
       </w:r>
       <w:r>
-        <w:t xml:space="preserve">N.D.C.C. § 49</w:t>
-      </w:r>
-      <w:r>
-        <w:noBreakHyphen/>
-      </w:r>
-      <w:r>
-        <w:t xml:space="preserve">22</w:t>
-      </w:r>
-      <w:r>
-        <w:noBreakHyphen/>
-      </w:r>
-      <w:r>
-        <w:t xml:space="preserve">08(5) (designation</w:t>
+        <w:t xml:space="preserve">N.D.C.C. § 49-⁠22-⁠08(5) (designation</w:t>
       </w:r>
       <w:r>
         <w:t xml:space="preserve"> </w:t>
@@ -9500,25 +9484,7 @@
         <w:pStyle w:val="BodyText"/>
       </w:pPr>
       <w:r>
-        <w:t xml:space="preserve">[¶17] As detailed in the Petition to Intervene, Appellants include landowners, local governments, and ratepayers whose distinct and directly affected interests warrant intervention under N.D.A.C. § 69</w:t>
-      </w:r>
-      <w:r>
-        <w:noBreakHyphen/>
-      </w:r>
-      <w:r>
-        <w:t xml:space="preserve">02</w:t>
-      </w:r>
-      <w:r>
-        <w:noBreakHyphen/>
-      </w:r>
-      <w:r>
-        <w:t xml:space="preserve">02</w:t>
-      </w:r>
-      <w:r>
-        <w:noBreakHyphen/>
-      </w:r>
-      <w:r>
-        <w:t xml:space="preserve">05.</w:t>
+        <w:t xml:space="preserve">[¶17] As detailed in the Petition to Intervene, Appellants include landowners, local governments, and ratepayers whose distinct and directly affected interests warrant intervention under N.D.A.C. § 69-⁠02-⁠02-⁠05.</w:t>
       </w:r>
     </w:p>
     <w:p>
@@ -12797,19 +12763,7 @@
         <w:t xml:space="preserve"> </w:t>
       </w:r>
       <w:r>
-        <w:t xml:space="preserve">N.D.C.C. § 49</w:t>
-      </w:r>
-      <w:r>
-        <w:noBreakHyphen/>
-      </w:r>
-      <w:r>
-        <w:t xml:space="preserve">03</w:t>
-      </w:r>
-      <w:r>
-        <w:noBreakHyphen/>
-      </w:r>
-      <w:r>
-        <w:t xml:space="preserve">01.</w:t>
+        <w:t xml:space="preserve">N.D.C.C. § 49-⁠03-⁠01.</w:t>
       </w:r>
     </w:p>
     <w:p>
@@ -13186,7 +13140,13 @@
         <w:t xml:space="preserve"> </w:t>
       </w:r>
       <w:r>
-        <w:t xml:space="preserve">N.D.C.C. § 49</w:t>
+        <w:t xml:space="preserve">N.D.C.C. § 49-⁠22-⁠03(12)⁠(a).</w:t>
+      </w:r>
+      <w:r>
+        <w:t xml:space="preserve"> </w:t>
+      </w:r>
+      <w:r>
+        <w:t xml:space="preserve">Section 49</w:t>
       </w:r>
       <w:r>
         <w:noBreakHyphen/>
@@ -13198,24 +13158,6 @@
         <w:noBreakHyphen/>
       </w:r>
       <w:r>
-        <w:t xml:space="preserve">03(12)⁠(a).</w:t>
-      </w:r>
-      <w:r>
-        <w:t xml:space="preserve"> </w:t>
-      </w:r>
-      <w:r>
-        <w:t xml:space="preserve">Section 49</w:t>
-      </w:r>
-      <w:r>
-        <w:noBreakHyphen/>
-      </w:r>
-      <w:r>
-        <w:t xml:space="preserve">22</w:t>
-      </w:r>
-      <w:r>
-        <w:noBreakHyphen/>
-      </w:r>
-      <w:r>
         <w:t xml:space="preserve">07(1)</w:t>
       </w:r>
       <w:r>
@@ -13242,19 +13184,7 @@
         <w:noBreakHyphen/>
       </w:r>
       <w:r>
-        <w:t xml:space="preserve">22 establishes a mandatory, front-end process for high-voltage lines that exceed the statutory threshold. It requires the utility to obtain a route permit or site certificate before construction begins and prescribes a comprehensive procedure: environmental review, landowner notice, public hearings, detailed application submissions under § 49</w:t>
-      </w:r>
-      <w:r>
-        <w:noBreakHyphen/>
-      </w:r>
-      <w:r>
-        <w:t xml:space="preserve">22</w:t>
-      </w:r>
-      <w:r>
-        <w:noBreakHyphen/>
-      </w:r>
-      <w:r>
-        <w:t xml:space="preserve">08, and explicit findings of fact under § § 49</w:t>
+        <w:t xml:space="preserve">22 establishes a mandatory, front-end process for high-voltage lines that exceed the statutory threshold. It requires the utility to obtain a route permit or site certificate before construction begins and prescribes a comprehensive procedure: environmental review, landowner notice, public hearings, detailed application submissions under § 49-⁠22-⁠08, and explicit findings of fact under § § 49</w:t>
       </w:r>
       <w:r>
         <w:noBreakHyphen/>
@@ -13530,19 +13460,7 @@
         <w:noBreakHyphen/>
       </w:r>
       <w:r>
-        <w:t xml:space="preserve">03 contains no express prohibition, they may seek a CPCN for a high-voltage transmission facility under that statute. But the absence of an express bar does not equate to legislative approval. The statutory framework and policy statement in § 49</w:t>
-      </w:r>
-      <w:r>
-        <w:noBreakHyphen/>
-      </w:r>
-      <w:r>
-        <w:t xml:space="preserve">22</w:t>
-      </w:r>
-      <w:r>
-        <w:noBreakHyphen/>
-      </w:r>
-      <w:r>
-        <w:t xml:space="preserve">02</w:t>
+        <w:t xml:space="preserve">03 contains no express prohibition, they may seek a CPCN for a high-voltage transmission facility under that statute. But the absence of an express bar does not equate to legislative approval. The statutory framework and policy statement in § 49-⁠22-⁠02</w:t>
       </w:r>
       <w:r>
         <w:t xml:space="preserve"> </w:t>
@@ -14030,37 +13948,13 @@
         <w:t xml:space="preserve"> </w:t>
       </w:r>
       <w:r>
-        <w:t xml:space="preserve">N.D.C.C. § 49</w:t>
-      </w:r>
-      <w:r>
-        <w:noBreakHyphen/>
-      </w:r>
-      <w:r>
-        <w:t xml:space="preserve">22</w:t>
-      </w:r>
-      <w:r>
-        <w:noBreakHyphen/>
-      </w:r>
-      <w:r>
-        <w:t xml:space="preserve">08(1)⁠(c).</w:t>
-      </w:r>
-      <w:r>
-        <w:t xml:space="preserve"> </w:t>
-      </w:r>
-      <w:r>
-        <w:t xml:space="preserve">The Commission is then required to make findings guided by the statutory considerations, including alternatives, environmental impacts, economic impacts, existing plans, and related factors. N.D.C.C. § 49</w:t>
-      </w:r>
-      <w:r>
-        <w:noBreakHyphen/>
-      </w:r>
-      <w:r>
-        <w:t xml:space="preserve">22</w:t>
-      </w:r>
-      <w:r>
-        <w:noBreakHyphen/>
-      </w:r>
-      <w:r>
-        <w:t xml:space="preserve">09.</w:t>
+        <w:t xml:space="preserve">N.D.C.C. § 49-⁠22-⁠08(1)⁠(c).</w:t>
+      </w:r>
+      <w:r>
+        <w:t xml:space="preserve"> </w:t>
+      </w:r>
+      <w:r>
+        <w:t xml:space="preserve">The Commission is then required to make findings guided by the statutory considerations, including alternatives, environmental impacts, economic impacts, existing plans, and related factors. N.D.C.C. § 49-⁠22-⁠09.</w:t>
       </w:r>
     </w:p>
     <w:p>
@@ -14131,8 +14025,6 @@
         <w:rPr>
           <w:b/>
           <w:bCs/>
-          <w:i/>
-          <w:iCs/>
         </w:rPr>
         <w:t xml:space="preserve">Nebraska</w:t>
       </w:r>
@@ -14140,17 +14032,13 @@
         <w:rPr>
           <w:b/>
           <w:bCs/>
-          <w:i/>
-          <w:iCs/>
-        </w:rPr>
-        <w:t xml:space="preserve"> </w:t>
-      </w:r>
-      <w:r>
-        <w:rPr>
-          <w:b/>
-          <w:bCs/>
-          <w:i/>
-          <w:iCs/>
+        </w:rPr>
+        <w:t xml:space="preserve"> </w:t>
+      </w:r>
+      <w:r>
+        <w:rPr>
+          <w:b/>
+          <w:bCs/>
         </w:rPr>
         <w:t xml:space="preserve">Pub.</w:t>
       </w:r>
@@ -14158,17 +14046,13 @@
         <w:rPr>
           <w:b/>
           <w:bCs/>
-          <w:i/>
-          <w:iCs/>
-        </w:rPr>
-        <w:t xml:space="preserve"> </w:t>
-      </w:r>
-      <w:r>
-        <w:rPr>
-          <w:b/>
-          <w:bCs/>
-          <w:i/>
-          <w:iCs/>
+        </w:rPr>
+        <w:t xml:space="preserve"> </w:t>
+      </w:r>
+      <w:r>
+        <w:rPr>
+          <w:b/>
+          <w:bCs/>
         </w:rPr>
         <w:t xml:space="preserve">Power</w:t>
       </w:r>
@@ -14176,17 +14060,13 @@
         <w:rPr>
           <w:b/>
           <w:bCs/>
-          <w:i/>
-          <w:iCs/>
-        </w:rPr>
-        <w:t xml:space="preserve"> </w:t>
-      </w:r>
-      <w:r>
-        <w:rPr>
-          <w:b/>
-          <w:bCs/>
-          <w:i/>
-          <w:iCs/>
+        </w:rPr>
+        <w:t xml:space="preserve"> </w:t>
+      </w:r>
+      <w:r>
+        <w:rPr>
+          <w:b/>
+          <w:bCs/>
         </w:rPr>
         <w:t xml:space="preserve">Dist.</w:t>
       </w:r>
@@ -14649,19 +14529,7 @@
         <w:t xml:space="preserve"> </w:t>
       </w:r>
       <w:r>
-        <w:t xml:space="preserve">N.D.C.C. § 49</w:t>
-      </w:r>
-      <w:r>
-        <w:noBreakHyphen/>
-      </w:r>
-      <w:r>
-        <w:t xml:space="preserve">22</w:t>
-      </w:r>
-      <w:r>
-        <w:noBreakHyphen/>
-      </w:r>
-      <w:r>
-        <w:t xml:space="preserve">08(1)⁠(c),</w:t>
+        <w:t xml:space="preserve">N.D.C.C. § 49-⁠22-⁠08(1)⁠(c),</w:t>
       </w:r>
       <w:r>
         <w:t xml:space="preserve"> </w:t>
@@ -14967,7 +14835,33 @@
         <w:t xml:space="preserve"> </w:t>
       </w:r>
       <w:r>
-        <w:t xml:space="preserve">N.D.C.C. § 49</w:t>
+        <w:t xml:space="preserve">N.D.C.C. § 49-⁠22-⁠02</w:t>
+      </w:r>
+      <w:r>
+        <w:t xml:space="preserve"> </w:t>
+      </w:r>
+      <w:r>
+        <w:t xml:space="preserve">(emphasis added).</w:t>
+      </w:r>
+    </w:p>
+    <w:p>
+      <w:pPr>
+        <w:pStyle w:val="BodyText"/>
+      </w:pPr>
+      <w:r>
+        <w:t xml:space="preserve">[¶50] The</w:t>
+      </w:r>
+      <w:r>
+        <w:t xml:space="preserve"> </w:t>
+      </w:r>
+      <w:r>
+        <w:t xml:space="preserve">“efficient use of resources”</w:t>
+      </w:r>
+      <w:r>
+        <w:t xml:space="preserve"> </w:t>
+      </w:r>
+      <w:r>
+        <w:t xml:space="preserve">necessarily reflects a need inquiry, balancing demand against environmental and economic impacts. The statute reinforces this requirement in multiple provisions. Section 49</w:t>
       </w:r>
       <w:r>
         <w:noBreakHyphen/>
@@ -14979,33 +14873,25 @@
         <w:noBreakHyphen/>
       </w:r>
       <w:r>
-        <w:t xml:space="preserve">02</w:t>
-      </w:r>
-      <w:r>
-        <w:t xml:space="preserve"> </w:t>
-      </w:r>
-      <w:r>
-        <w:t xml:space="preserve">(emphasis added).</w:t>
-      </w:r>
-    </w:p>
-    <w:p>
-      <w:pPr>
-        <w:pStyle w:val="BodyText"/>
-      </w:pPr>
-      <w:r>
-        <w:t xml:space="preserve">[¶50] The</w:t>
-      </w:r>
-      <w:r>
-        <w:t xml:space="preserve"> </w:t>
-      </w:r>
-      <w:r>
-        <w:t xml:space="preserve">“efficient use of resources”</w:t>
-      </w:r>
-      <w:r>
-        <w:t xml:space="preserve"> </w:t>
-      </w:r>
-      <w:r>
-        <w:t xml:space="preserve">necessarily reflects a need inquiry, balancing demand against environmental and economic impacts. The statute reinforces this requirement in multiple provisions. Section 49</w:t>
+        <w:t xml:space="preserve">08(1)⁠(c)</w:t>
+      </w:r>
+      <w:r>
+        <w:t xml:space="preserve"> </w:t>
+      </w:r>
+      <w:r>
+        <w:t xml:space="preserve">requires an applicant to submit</w:t>
+      </w:r>
+      <w:r>
+        <w:t xml:space="preserve"> </w:t>
+      </w:r>
+      <w:r>
+        <w:t xml:space="preserve">“[a] statement explaining the need for the facility.”</w:t>
+      </w:r>
+      <w:r>
+        <w:t xml:space="preserve"> </w:t>
+      </w:r>
+      <w:r>
+        <w:t xml:space="preserve">Section 49</w:t>
       </w:r>
       <w:r>
         <w:noBreakHyphen/>
@@ -15017,73 +14903,19 @@
         <w:noBreakHyphen/>
       </w:r>
       <w:r>
-        <w:t xml:space="preserve">08(1)⁠(c)</w:t>
-      </w:r>
-      <w:r>
-        <w:t xml:space="preserve"> </w:t>
-      </w:r>
-      <w:r>
-        <w:t xml:space="preserve">requires an applicant to submit</w:t>
-      </w:r>
-      <w:r>
-        <w:t xml:space="preserve"> </w:t>
-      </w:r>
-      <w:r>
-        <w:t xml:space="preserve">“[a] statement explaining the need for the facility.”</w:t>
-      </w:r>
-      <w:r>
-        <w:t xml:space="preserve"> </w:t>
-      </w:r>
-      <w:r>
-        <w:t xml:space="preserve">Section 49</w:t>
-      </w:r>
-      <w:r>
-        <w:noBreakHyphen/>
-      </w:r>
-      <w:r>
-        <w:t xml:space="preserve">22</w:t>
-      </w:r>
-      <w:r>
-        <w:noBreakHyphen/>
-      </w:r>
-      <w:r>
         <w:t xml:space="preserve">09</w:t>
       </w:r>
       <w:r>
         <w:t xml:space="preserve"> </w:t>
       </w:r>
       <w:r>
-        <w:t xml:space="preserve">directs the Commission to be guided by specific considerations in reaching its decision, including adverse environmental effects, alternatives that minimize those effects, and the direct and indirect economic impacts of the facility. N.D.C.C. § 49</w:t>
-      </w:r>
-      <w:r>
-        <w:noBreakHyphen/>
-      </w:r>
-      <w:r>
-        <w:t xml:space="preserve">22</w:t>
-      </w:r>
-      <w:r>
-        <w:noBreakHyphen/>
-      </w:r>
-      <w:r>
-        <w:t xml:space="preserve">09(1),</w:t>
-      </w:r>
-      <w:r>
-        <w:t xml:space="preserve"> </w:t>
-      </w:r>
-      <w:r>
-        <w:t xml:space="preserve">(4), (5), (7). And § 49</w:t>
-      </w:r>
-      <w:r>
-        <w:noBreakHyphen/>
-      </w:r>
-      <w:r>
-        <w:t xml:space="preserve">22</w:t>
-      </w:r>
-      <w:r>
-        <w:noBreakHyphen/>
-      </w:r>
-      <w:r>
-        <w:t xml:space="preserve">16(2) requires the Commission, in deciding whether to preempt local land-use and zoning rules, to consider</w:t>
+        <w:t xml:space="preserve">directs the Commission to be guided by specific considerations in reaching its decision, including adverse environmental effects, alternatives that minimize those effects, and the direct and indirect economic impacts of the facility. N.D.C.C. § 49-⁠22-⁠09(1),</w:t>
+      </w:r>
+      <w:r>
+        <w:t xml:space="preserve"> </w:t>
+      </w:r>
+      <w:r>
+        <w:t xml:space="preserve">(4), (5), (7). And § 49-⁠22-⁠16(2) requires the Commission, in deciding whether to preempt local land-use and zoning rules, to consider</w:t>
       </w:r>
       <w:r>
         <w:t xml:space="preserve"> </w:t>
@@ -16249,67 +16081,19 @@
         <w:noBreakHyphen/>
       </w:r>
       <w:r>
-        <w:t xml:space="preserve">02; N.D.C.C. § 28</w:t>
-      </w:r>
-      <w:r>
-        <w:noBreakHyphen/>
-      </w:r>
-      <w:r>
-        <w:t xml:space="preserve">32</w:t>
-      </w:r>
-      <w:r>
-        <w:noBreakHyphen/>
-      </w:r>
-      <w:r>
-        <w:t xml:space="preserve">42.</w:t>
-      </w:r>
-      <w:r>
-        <w:t xml:space="preserve"> </w:t>
-      </w:r>
-      <w:r>
-        <w:t xml:space="preserve">Although the Public Service Commission is generally exempt from portions of the Administrative Agencies Practice Act, N.D.C.C. § 54</w:t>
-      </w:r>
-      <w:r>
-        <w:noBreakHyphen/>
-      </w:r>
-      <w:r>
-        <w:t xml:space="preserve">57</w:t>
-      </w:r>
-      <w:r>
-        <w:noBreakHyphen/>
-      </w:r>
-      <w:r>
-        <w:t xml:space="preserve">03(1), the finality principles codified in N.D.C.C. § 28</w:t>
-      </w:r>
-      <w:r>
-        <w:noBreakHyphen/>
-      </w:r>
-      <w:r>
-        <w:t xml:space="preserve">32</w:t>
-      </w:r>
-      <w:r>
-        <w:noBreakHyphen/>
-      </w:r>
-      <w:r>
-        <w:t xml:space="preserve">39</w:t>
-      </w:r>
-      <w:r>
-        <w:t xml:space="preserve"> </w:t>
-      </w:r>
-      <w:r>
-        <w:t xml:space="preserve">remain the touchstone for what makes an order judicially reviewable: (1) explicit findings of fact and separate conclusions of law and (2) service of those findings, conclusions, and the order on all parties. N.D.C.C. § 28</w:t>
-      </w:r>
-      <w:r>
-        <w:noBreakHyphen/>
-      </w:r>
-      <w:r>
-        <w:t xml:space="preserve">32</w:t>
-      </w:r>
-      <w:r>
-        <w:noBreakHyphen/>
-      </w:r>
-      <w:r>
-        <w:t xml:space="preserve">39(1)-(2).</w:t>
+        <w:t xml:space="preserve">02; N.D.C.C. § 28-⁠32-⁠42.</w:t>
+      </w:r>
+      <w:r>
+        <w:t xml:space="preserve"> </w:t>
+      </w:r>
+      <w:r>
+        <w:t xml:space="preserve">Although the Public Service Commission is generally exempt from portions of the Administrative Agencies Practice Act, N.D.C.C. § 54-⁠57-⁠03(1), the finality principles codified in N.D.C.C. § 28-⁠32-⁠39</w:t>
+      </w:r>
+      <w:r>
+        <w:t xml:space="preserve"> </w:t>
+      </w:r>
+      <w:r>
+        <w:t xml:space="preserve">remain the touchstone for what makes an order judicially reviewable: (1) explicit findings of fact and separate conclusions of law and (2) service of those findings, conclusions, and the order on all parties. N.D.C.C. § 28-⁠32-⁠39(1)-⁠(2).</w:t>
       </w:r>
     </w:p>
     <w:p>
@@ -16554,37 +16338,13 @@
         <w:t xml:space="preserve"> </w:t>
       </w:r>
       <w:r>
-        <w:t xml:space="preserve">under N.D.C.C. § 28</w:t>
-      </w:r>
-      <w:r>
-        <w:noBreakHyphen/>
-      </w:r>
-      <w:r>
-        <w:t xml:space="preserve">32</w:t>
-      </w:r>
-      <w:r>
-        <w:noBreakHyphen/>
-      </w:r>
-      <w:r>
-        <w:t xml:space="preserve">22.</w:t>
-      </w:r>
-      <w:r>
-        <w:t xml:space="preserve"> </w:t>
-      </w:r>
-      <w:r>
-        <w:t xml:space="preserve">But § 28</w:t>
-      </w:r>
-      <w:r>
-        <w:noBreakHyphen/>
-      </w:r>
-      <w:r>
-        <w:t xml:space="preserve">32</w:t>
-      </w:r>
-      <w:r>
-        <w:noBreakHyphen/>
-      </w:r>
-      <w:r>
-        <w:t xml:space="preserve">39(1)</w:t>
+        <w:t xml:space="preserve">under N.D.C.C. § 28-⁠32-⁠22.</w:t>
+      </w:r>
+      <w:r>
+        <w:t xml:space="preserve"> </w:t>
+      </w:r>
+      <w:r>
+        <w:t xml:space="preserve">But § 28-⁠32-⁠39(1)</w:t>
       </w:r>
       <w:r>
         <w:t xml:space="preserve"> </w:t>
@@ -16630,19 +16390,7 @@
         <w:t xml:space="preserve">Corp.</w:t>
       </w:r>
       <w:r>
-        <w:t xml:space="preserve">, 318 U.S. 80, 94 (1943). And § 28</w:t>
-      </w:r>
-      <w:r>
-        <w:noBreakHyphen/>
-      </w:r>
-      <w:r>
-        <w:t xml:space="preserve">32</w:t>
-      </w:r>
-      <w:r>
-        <w:noBreakHyphen/>
-      </w:r>
-      <w:r>
-        <w:t xml:space="preserve">22</w:t>
+        <w:t xml:space="preserve">, 318 U.S. 80, 94 (1943). And § 28-⁠32-⁠22</w:t>
       </w:r>
       <w:r>
         <w:t xml:space="preserve"> </w:t>
@@ -16875,55 +16623,19 @@
         <w:t xml:space="preserve"> </w:t>
       </w:r>
       <w:r>
-        <w:t xml:space="preserve">(requiring decisions grounded in the evidence, the application, § 49</w:t>
-      </w:r>
-      <w:r>
-        <w:noBreakHyphen/>
-      </w:r>
-      <w:r>
-        <w:t xml:space="preserve">22</w:t>
-      </w:r>
-      <w:r>
-        <w:noBreakHyphen/>
-      </w:r>
-      <w:r>
-        <w:t xml:space="preserve">05.1</w:t>
-      </w:r>
-      <w:r>
-        <w:t xml:space="preserve"> </w:t>
-      </w:r>
-      <w:r>
-        <w:t xml:space="preserve">criteria, and § 49</w:t>
-      </w:r>
-      <w:r>
-        <w:noBreakHyphen/>
-      </w:r>
-      <w:r>
-        <w:t xml:space="preserve">22</w:t>
-      </w:r>
-      <w:r>
-        <w:noBreakHyphen/>
-      </w:r>
-      <w:r>
-        <w:t xml:space="preserve">09</w:t>
-      </w:r>
-      <w:r>
-        <w:t xml:space="preserve"> </w:t>
-      </w:r>
-      <w:r>
-        <w:t xml:space="preserve">considerations). Judicial review under § 49</w:t>
-      </w:r>
-      <w:r>
-        <w:noBreakHyphen/>
-      </w:r>
-      <w:r>
-        <w:t xml:space="preserve">22</w:t>
-      </w:r>
-      <w:r>
-        <w:noBreakHyphen/>
-      </w:r>
-      <w:r>
-        <w:t xml:space="preserve">19</w:t>
+        <w:t xml:space="preserve">(requiring decisions grounded in the evidence, the application, § 49-⁠22-⁠05.1</w:t>
+      </w:r>
+      <w:r>
+        <w:t xml:space="preserve"> </w:t>
+      </w:r>
+      <w:r>
+        <w:t xml:space="preserve">criteria, and § 49-⁠22-⁠09</w:t>
+      </w:r>
+      <w:r>
+        <w:t xml:space="preserve"> </w:t>
+      </w:r>
+      <w:r>
+        <w:t xml:space="preserve">considerations). Judicial review under § 49-⁠22-⁠19</w:t>
       </w:r>
       <w:r>
         <w:t xml:space="preserve"> </w:t>
@@ -17079,11 +16791,7 @@
           <w:i/>
           <w:iCs/>
         </w:rPr>
-        <w:t xml:space="preserve">28</w:t>
-        <w:noBreakHyphen/>
-        <w:t xml:space="preserve">32</w:t>
-        <w:noBreakHyphen/>
-        <w:t xml:space="preserve">39—just</w:t>
+        <w:t xml:space="preserve">28-⁠32-⁠39—⁠just</w:t>
       </w:r>
       <w:r>
         <w:rPr>
@@ -17181,25 +16889,7 @@
         <w:pStyle w:val="BodyText"/>
       </w:pPr>
       <w:r>
-        <w:t xml:space="preserve">[¶59] The June 18 order acknowledges that the outdated reference in N.D.A.C. § 69</w:t>
-      </w:r>
-      <w:r>
-        <w:noBreakHyphen/>
-      </w:r>
-      <w:r>
-        <w:t xml:space="preserve">02</w:t>
-      </w:r>
-      <w:r>
-        <w:noBreakHyphen/>
-      </w:r>
-      <w:r>
-        <w:t xml:space="preserve">06</w:t>
-      </w:r>
-      <w:r>
-        <w:noBreakHyphen/>
-      </w:r>
-      <w:r>
-        <w:t xml:space="preserve">02</w:t>
+        <w:t xml:space="preserve">[¶59] The June 18 order acknowledges that the outdated reference in N.D.A.C. § 69-⁠02-⁠06-⁠02</w:t>
       </w:r>
       <w:r>
         <w:t xml:space="preserve"> </w:t>
@@ -17217,37 +16907,13 @@
         <w:t xml:space="preserve"> </w:t>
       </w:r>
       <w:r>
-        <w:t xml:space="preserve">to § 28</w:t>
-      </w:r>
-      <w:r>
-        <w:noBreakHyphen/>
-      </w:r>
-      <w:r>
-        <w:t xml:space="preserve">32</w:t>
-      </w:r>
-      <w:r>
-        <w:noBreakHyphen/>
-      </w:r>
-      <w:r>
-        <w:t xml:space="preserve">39.</w:t>
-      </w:r>
-      <w:r>
-        <w:t xml:space="preserve"> </w:t>
-      </w:r>
-      <w:r>
-        <w:t xml:space="preserve">That concession underscores Appellants’ point: § 28</w:t>
-      </w:r>
-      <w:r>
-        <w:noBreakHyphen/>
-      </w:r>
-      <w:r>
-        <w:t xml:space="preserve">32</w:t>
-      </w:r>
-      <w:r>
-        <w:noBreakHyphen/>
-      </w:r>
-      <w:r>
-        <w:t xml:space="preserve">39(1)-(2)</w:t>
+        <w:t xml:space="preserve">to § 28-⁠32-⁠39.</w:t>
+      </w:r>
+      <w:r>
+        <w:t xml:space="preserve"> </w:t>
+      </w:r>
+      <w:r>
+        <w:t xml:space="preserve">That concession underscores Appellants’ point: § 28-⁠32-⁠39(1)-⁠(2)</w:t>
       </w:r>
       <w:r>
         <w:t xml:space="preserve"> </w:t>
@@ -17294,19 +16960,7 @@
         <w:noBreakHyphen/>
       </w:r>
       <w:r>
-        <w:t xml:space="preserve">32 expressly authorizes courts to set aside decisions that are unlawful, unsupported by evidence, or issued without fair procedure. N.D.C.C. § 28</w:t>
-      </w:r>
-      <w:r>
-        <w:noBreakHyphen/>
-      </w:r>
-      <w:r>
-        <w:t xml:space="preserve">32</w:t>
-      </w:r>
-      <w:r>
-        <w:noBreakHyphen/>
-      </w:r>
-      <w:r>
-        <w:t xml:space="preserve">46.</w:t>
+        <w:t xml:space="preserve">32 expressly authorizes courts to set aside decisions that are unlawful, unsupported by evidence, or issued without fair procedure. N.D.C.C. § 28-⁠32-⁠46.</w:t>
       </w:r>
       <w:r>
         <w:t xml:space="preserve"> </w:t>
@@ -17320,37 +16974,13 @@
         <w:pStyle w:val="BodyText"/>
       </w:pPr>
       <w:r>
-        <w:t xml:space="preserve">[¶61] The Commission’s continuing jurisdiction underscores that this defect is not merely technical. Agencies retain authority to reopen where statutes provide. N.D.C.C. § 28</w:t>
-      </w:r>
-      <w:r>
-        <w:noBreakHyphen/>
-      </w:r>
-      <w:r>
-        <w:t xml:space="preserve">32</w:t>
-      </w:r>
-      <w:r>
-        <w:noBreakHyphen/>
-      </w:r>
-      <w:r>
-        <w:t xml:space="preserve">40(5).</w:t>
-      </w:r>
-      <w:r>
-        <w:t xml:space="preserve"> </w:t>
-      </w:r>
-      <w:r>
-        <w:t xml:space="preserve">The Siting Act preserves ongoing oversight, including revocation or suspension for false statements, noncompliance, or unfair land-acquisition tactics. N.D.C.C. § 49</w:t>
-      </w:r>
-      <w:r>
-        <w:noBreakHyphen/>
-      </w:r>
-      <w:r>
-        <w:t xml:space="preserve">22</w:t>
-      </w:r>
-      <w:r>
-        <w:noBreakHyphen/>
-      </w:r>
-      <w:r>
-        <w:t xml:space="preserve">20.</w:t>
+        <w:t xml:space="preserve">[¶61] The Commission’s continuing jurisdiction underscores that this defect is not merely technical. Agencies retain authority to reopen where statutes provide. N.D.C.C. § 28-⁠32-⁠40(5).</w:t>
+      </w:r>
+      <w:r>
+        <w:t xml:space="preserve"> </w:t>
+      </w:r>
+      <w:r>
+        <w:t xml:space="preserve">The Siting Act preserves ongoing oversight, including revocation or suspension for false statements, noncompliance, or unfair land-acquisition tactics. N.D.C.C. § 49-⁠22-⁠20.</w:t>
       </w:r>
       <w:r>
         <w:t xml:space="preserve"> </w:t>
@@ -17775,19 +17405,7 @@
         <w:t xml:space="preserve"> </w:t>
       </w:r>
       <w:r>
-        <w:t xml:space="preserve">and is arbitrary under § 28</w:t>
-      </w:r>
-      <w:r>
-        <w:noBreakHyphen/>
-      </w:r>
-      <w:r>
-        <w:t xml:space="preserve">32</w:t>
-      </w:r>
-      <w:r>
-        <w:noBreakHyphen/>
-      </w:r>
-      <w:r>
-        <w:t xml:space="preserve">46.</w:t>
+        <w:t xml:space="preserve">and is arbitrary under § 28-⁠32-⁠46.</w:t>
       </w:r>
       <w:r>
         <w:t xml:space="preserve"> </w:t>
@@ -18137,25 +17755,7 @@
         <w:pStyle w:val="BodyText"/>
       </w:pPr>
       <w:r>
-        <w:t xml:space="preserve">[¶64] Intervention should be liberally allowed where substantial rights may be affected and existing parties do not adequately represent those interests. N.D.A.C. § 69</w:t>
-      </w:r>
-      <w:r>
-        <w:noBreakHyphen/>
-      </w:r>
-      <w:r>
-        <w:t xml:space="preserve">02</w:t>
-      </w:r>
-      <w:r>
-        <w:noBreakHyphen/>
-      </w:r>
-      <w:r>
-        <w:t xml:space="preserve">02</w:t>
-      </w:r>
-      <w:r>
-        <w:noBreakHyphen/>
-      </w:r>
-      <w:r>
-        <w:t xml:space="preserve">05;</w:t>
+        <w:t xml:space="preserve">[¶64] Intervention should be liberally allowed where substantial rights may be affected and existing parties do not adequately represent those interests. N.D.A.C. § 69-⁠02-⁠02-⁠05;</w:t>
       </w:r>
       <w:r>
         <w:t xml:space="preserve"> </w:t>
@@ -18180,19 +17780,7 @@
         <w:noBreakHyphen/>
       </w:r>
       <w:r>
-        <w:t xml:space="preserve">31 (N.D. 2020). Informal disposition is permissible only if it does not substantially prejudice party rights. N.D.C.C. § 28</w:t>
-      </w:r>
-      <w:r>
-        <w:noBreakHyphen/>
-      </w:r>
-      <w:r>
-        <w:t xml:space="preserve">32</w:t>
-      </w:r>
-      <w:r>
-        <w:noBreakHyphen/>
-      </w:r>
-      <w:r>
-        <w:t xml:space="preserve">22.</w:t>
+        <w:t xml:space="preserve">31 (N.D. 2020). Informal disposition is permissible only if it does not substantially prejudice party rights. N.D.C.C. § 28-⁠32-⁠22.</w:t>
       </w:r>
     </w:p>
     <w:p>
@@ -18548,25 +18136,7 @@
         <w:t xml:space="preserve"> </w:t>
       </w:r>
       <w:r>
-        <w:t xml:space="preserve">and because N.D.A.C. § 69</w:t>
-      </w:r>
-      <w:r>
-        <w:noBreakHyphen/>
-      </w:r>
-      <w:r>
-        <w:t xml:space="preserve">02</w:t>
-      </w:r>
-      <w:r>
-        <w:noBreakHyphen/>
-      </w:r>
-      <w:r>
-        <w:t xml:space="preserve">02</w:t>
-      </w:r>
-      <w:r>
-        <w:noBreakHyphen/>
-      </w:r>
-      <w:r>
-        <w:t xml:space="preserve">05(2)</w:t>
+        <w:t xml:space="preserve">and because N.D.A.C. § 69-⁠02-⁠02-⁠05(2)</w:t>
       </w:r>
       <w:r>
         <w:t xml:space="preserve"> </w:t>
@@ -18608,19 +18178,7 @@
         <w:t xml:space="preserve"> </w:t>
       </w:r>
       <w:r>
-        <w:t xml:space="preserve">does not bar intervention; the agency must instead ensure that the informal path does not extinguish participation by those whose property and governance rights are at stake. N.D.C.C. § 28</w:t>
-      </w:r>
-      <w:r>
-        <w:noBreakHyphen/>
-      </w:r>
-      <w:r>
-        <w:t xml:space="preserve">32</w:t>
-      </w:r>
-      <w:r>
-        <w:noBreakHyphen/>
-      </w:r>
-      <w:r>
-        <w:t xml:space="preserve">22.</w:t>
+        <w:t xml:space="preserve">does not bar intervention; the agency must instead ensure that the informal path does not extinguish participation by those whose property and governance rights are at stake. N.D.C.C. § 28-⁠32-⁠22.</w:t>
       </w:r>
     </w:p>
     <w:p>
@@ -18742,19 +18300,7 @@
         <w:t xml:space="preserve"> </w:t>
       </w:r>
       <w:r>
-        <w:t xml:space="preserve">N.D.C.C. § 28</w:t>
-      </w:r>
-      <w:r>
-        <w:noBreakHyphen/>
-      </w:r>
-      <w:r>
-        <w:t xml:space="preserve">32</w:t>
-      </w:r>
-      <w:r>
-        <w:noBreakHyphen/>
-      </w:r>
-      <w:r>
-        <w:t xml:space="preserve">39(1)-(2);</w:t>
+        <w:t xml:space="preserve">N.D.C.C. § 28-⁠32-⁠39(1)-⁠(2);</w:t>
       </w:r>
       <w:r>
         <w:t xml:space="preserve"> </w:t>
@@ -18895,19 +18441,7 @@
         <w:pStyle w:val="BodyText"/>
       </w:pPr>
       <w:r>
-        <w:t xml:space="preserve">[¶67] The Commission retains continuing authority to revisit its orders where provided by statute. N.D.C.C. § 28</w:t>
-      </w:r>
-      <w:r>
-        <w:noBreakHyphen/>
-      </w:r>
-      <w:r>
-        <w:t xml:space="preserve">32</w:t>
-      </w:r>
-      <w:r>
-        <w:noBreakHyphen/>
-      </w:r>
-      <w:r>
-        <w:t xml:space="preserve">40(5);</w:t>
+        <w:t xml:space="preserve">[¶67] The Commission retains continuing authority to revisit its orders where provided by statute. N.D.C.C. § 28-⁠32-⁠40(5);</w:t>
       </w:r>
       <w:r>
         <w:t xml:space="preserve"> </w:t>
@@ -18941,19 +18475,7 @@
         <w:t xml:space="preserve"> </w:t>
       </w:r>
       <w:r>
-        <w:t xml:space="preserve">Appellants’ rights and contravened § 28</w:t>
-      </w:r>
-      <w:r>
-        <w:noBreakHyphen/>
-      </w:r>
-      <w:r>
-        <w:t xml:space="preserve">32</w:t>
-      </w:r>
-      <w:r>
-        <w:noBreakHyphen/>
-      </w:r>
-      <w:r>
-        <w:t xml:space="preserve">22.</w:t>
+        <w:t xml:space="preserve">Appellants’ rights and contravened § 28-⁠32-⁠22.</w:t>
       </w:r>
     </w:p>
     <w:p>
@@ -19876,37 +19398,13 @@
         <w:pStyle w:val="BodyText"/>
       </w:pPr>
       <w:r>
-        <w:t xml:space="preserve">[¶71] The June 18 order invokes N.D.C.C. § 28</w:t>
-      </w:r>
-      <w:r>
-        <w:noBreakHyphen/>
-      </w:r>
-      <w:r>
-        <w:t xml:space="preserve">32</w:t>
-      </w:r>
-      <w:r>
-        <w:noBreakHyphen/>
-      </w:r>
-      <w:r>
-        <w:t xml:space="preserve">22</w:t>
-      </w:r>
-      <w:r>
-        <w:t xml:space="preserve"> </w:t>
-      </w:r>
-      <w:r>
-        <w:t xml:space="preserve">to justify an informal path, citing notice by publication and an opportunity to submit comments/​requests for hearing in spring 2024. But § 28</w:t>
-      </w:r>
-      <w:r>
-        <w:noBreakHyphen/>
-      </w:r>
-      <w:r>
-        <w:t xml:space="preserve">32</w:t>
-      </w:r>
-      <w:r>
-        <w:noBreakHyphen/>
-      </w:r>
-      <w:r>
-        <w:t xml:space="preserve">22</w:t>
+        <w:t xml:space="preserve">[¶71] The June 18 order invokes N.D.C.C. § 28-⁠32-⁠22</w:t>
+      </w:r>
+      <w:r>
+        <w:t xml:space="preserve"> </w:t>
+      </w:r>
+      <w:r>
+        <w:t xml:space="preserve">to justify an informal path, citing notice by publication and an opportunity to submit comments/​requests for hearing in spring 2024. But § 28-⁠32-⁠22</w:t>
       </w:r>
       <w:r>
         <w:t xml:space="preserve"> </w:t>
@@ -19924,19 +19422,7 @@
         <w:t xml:space="preserve"> </w:t>
       </w:r>
       <w:r>
-        <w:t xml:space="preserve">rights. Here, informal disposition became a shield against participation: there was no hearing; there were no findings and conclusions to make the decision reviewable; and those with the most at stake were denied entry when they sought to intervene after new developments. That is the definition of substantial prejudice. And because the November 20 order is not final under § 28</w:t>
-      </w:r>
-      <w:r>
-        <w:noBreakHyphen/>
-      </w:r>
-      <w:r>
-        <w:t xml:space="preserve">32</w:t>
-      </w:r>
-      <w:r>
-        <w:noBreakHyphen/>
-      </w:r>
-      <w:r>
-        <w:t xml:space="preserve">39,</w:t>
+        <w:t xml:space="preserve">rights. Here, informal disposition became a shield against participation: there was no hearing; there were no findings and conclusions to make the decision reviewable; and those with the most at stake were denied entry when they sought to intervene after new developments. That is the definition of substantial prejudice. And because the November 20 order is not final under § 28-⁠32-⁠39,</w:t>
       </w:r>
       <w:r>
         <w:t xml:space="preserve"> </w:t>
@@ -19970,19 +19456,7 @@
         <w:t xml:space="preserve"> </w:t>
       </w:r>
       <w:r>
-        <w:t xml:space="preserve">N.D.C.C. § 28</w:t>
-      </w:r>
-      <w:r>
-        <w:noBreakHyphen/>
-      </w:r>
-      <w:r>
-        <w:t xml:space="preserve">32</w:t>
-      </w:r>
-      <w:r>
-        <w:noBreakHyphen/>
-      </w:r>
-      <w:r>
-        <w:t xml:space="preserve">46</w:t>
+        <w:t xml:space="preserve">N.D.C.C. § 28-⁠32-⁠46</w:t>
       </w:r>
       <w:r>
         <w:t xml:space="preserve"> </w:t>
@@ -22124,6 +21598,7 @@
     <w:unhideWhenUsed/>
     <w:qFormat/>
     <w:pPr>
+      <w:keepLines/>
       <w:spacing w:before="0" w:after="140" w:line="552" w:lineRule="exact"/>
     </w:pPr>
     <w:rPr>
@@ -22374,6 +21849,33 @@
     <w:pPr>
       <w:spacing w:before="0" w:after="0" w:line="552" w:lineRule="exact"/>
       <w:ind w:left="2160" w:hanging="720"/>
+    </w:pPr>
+  </w:style>
+  <w:style w:type="paragraph" w:customStyle="1" w:styleId="XdQuoteList1">
+    <w:name w:val="Xd Quote List 1"/>
+    <w:basedOn w:val="Normal"/>
+    <w:qFormat/>
+    <w:pPr>
+      <w:spacing w:before="0" w:after="0" w:line="276" w:lineRule="exact"/>
+      <w:ind w:left="1440" w:right="720" w:hanging="720"/>
+    </w:pPr>
+  </w:style>
+  <w:style w:type="paragraph" w:customStyle="1" w:styleId="XdQuoteList2">
+    <w:name w:val="Xd Quote List 2"/>
+    <w:basedOn w:val="Normal"/>
+    <w:qFormat/>
+    <w:pPr>
+      <w:spacing w:before="0" w:after="0" w:line="276" w:lineRule="exact"/>
+      <w:ind w:left="2160" w:right="720" w:hanging="720"/>
+    </w:pPr>
+  </w:style>
+  <w:style w:type="paragraph" w:customStyle="1" w:styleId="XdQuoteList3">
+    <w:name w:val="Xd Quote List 3"/>
+    <w:basedOn w:val="Normal"/>
+    <w:qFormat/>
+    <w:pPr>
+      <w:spacing w:before="0" w:after="0" w:line="276" w:lineRule="exact"/>
+      <w:ind w:left="2880" w:right="720" w:hanging="720"/>
     </w:pPr>
   </w:style>
   <w:style w:type="paragraph" w:customStyle="1" w:styleId="XdList1">

--- a/courts/eighth-circuit/north-dakota/state/supreme-court/brief-on-the-merits/usage/OUTPUT-brief-on-the-merits.docx
+++ b/courts/eighth-circuit/north-dakota/state/supreme-court/brief-on-the-merits/usage/OUTPUT-brief-on-the-merits.docx
@@ -20794,7 +20794,7 @@
         <w:pStyle w:val="XdTail"/>
       </w:pPr>
       <w:r>
-        <w:t xml:space="preserve">By: /s/ Douglas J. Nill</w:t>
+        <w:t xml:space="preserve">By: ⁠/s/ Douglas J. Nill</w:t>
       </w:r>
     </w:p>
     <w:p>

--- a/courts/eighth-circuit/north-dakota/state/supreme-court/brief-on-the-merits/usage/OUTPUT-brief-on-the-merits.docx
+++ b/courts/eighth-circuit/north-dakota/state/supreme-court/brief-on-the-merits/usage/OUTPUT-brief-on-the-merits.docx
@@ -223,11 +223,7 @@
           <w:b/>
           <w:bCs/>
         </w:rPr>
-        <w:t xml:space="preserve">08</w:t>
-        <w:noBreakHyphen/>
-        <w:t xml:space="preserve">2025-CV</w:t>
-        <w:noBreakHyphen/>
-        <w:t xml:space="preserve">02068</w:t>
+        <w:t xml:space="preserve">08-⁠2025-CV-⁠02068</w:t>
       </w:r>
     </w:p>
     <w:p>
@@ -1178,9 +1174,7 @@
               <w:t xml:space="preserve"> </w:t>
             </w:r>
             <w:r>
-              <w:t xml:space="preserve">255</w:t>
-              <w:noBreakHyphen/>
-              <w:t xml:space="preserve">2010</w:t>
+              <w:t xml:space="preserve">255-⁠2010</w:t>
             </w:r>
           </w:p>
           <w:p>
@@ -1354,9 +1348,7 @@
               <w:t xml:space="preserve"> </w:t>
             </w:r>
             <w:r>
-              <w:t xml:space="preserve">573</w:t>
-              <w:noBreakHyphen/>
-              <w:t xml:space="preserve">3669</w:t>
+              <w:t xml:space="preserve">573-⁠3669</w:t>
             </w:r>
           </w:p>
           <w:p>
@@ -2696,9 +2688,7 @@
         <w:t xml:space="preserve"> </w:t>
       </w:r>
       <w:r>
-        <w:t xml:space="preserve">49</w:t>
-        <w:noBreakHyphen/>
-        <w:t xml:space="preserve">03</w:t>
+        <w:t xml:space="preserve">49-⁠03</w:t>
       </w:r>
       <w:r>
         <w:t xml:space="preserve"> </w:t>
@@ -2788,9 +2778,7 @@
         <w:t xml:space="preserve"> </w:t>
       </w:r>
       <w:r>
-        <w:t xml:space="preserve">49</w:t>
-        <w:noBreakHyphen/>
-        <w:t xml:space="preserve">22.</w:t>
+        <w:t xml:space="preserve">49-⁠22.</w:t>
       </w:r>
       <w:r>
         <w:t xml:space="preserve">   </w:t>
@@ -2824,9 +2812,7 @@
         <w:t xml:space="preserve"> </w:t>
       </w:r>
       <w:r>
-        <w:t xml:space="preserve">49</w:t>
-        <w:noBreakHyphen/>
-        <w:t xml:space="preserve">03</w:t>
+        <w:t xml:space="preserve">49-⁠03</w:t>
       </w:r>
       <w:r>
         <w:t xml:space="preserve"> </w:t>
@@ -3044,9 +3030,7 @@
         <w:t xml:space="preserve"> </w:t>
       </w:r>
       <w:r>
-        <w:t xml:space="preserve">49</w:t>
-        <w:noBreakHyphen/>
-        <w:t xml:space="preserve">03</w:t>
+        <w:t xml:space="preserve">49-⁠03</w:t>
       </w:r>
       <w:r>
         <w:t xml:space="preserve"> </w:t>
@@ -3058,9 +3042,7 @@
         <w:t xml:space="preserve"> </w:t>
       </w:r>
       <w:r>
-        <w:t xml:space="preserve">49</w:t>
-        <w:noBreakHyphen/>
-        <w:t xml:space="preserve">22</w:t>
+        <w:t xml:space="preserve">49-⁠22</w:t>
       </w:r>
       <w:r>
         <w:t xml:space="preserve"> </w:t>
@@ -3166,9 +3148,7 @@
         <w:t xml:space="preserve"> </w:t>
       </w:r>
       <w:r>
-        <w:t xml:space="preserve">49</w:t>
-        <w:noBreakHyphen/>
-        <w:t xml:space="preserve">03</w:t>
+        <w:t xml:space="preserve">49-⁠03</w:t>
       </w:r>
       <w:r>
         <w:t xml:space="preserve"> </w:t>
@@ -3210,9 +3190,7 @@
         <w:t xml:space="preserve"> </w:t>
       </w:r>
       <w:r>
-        <w:t xml:space="preserve">49</w:t>
-        <w:noBreakHyphen/>
-        <w:t xml:space="preserve">22</w:t>
+        <w:t xml:space="preserve">49-⁠22</w:t>
       </w:r>
       <w:r>
         <w:t xml:space="preserve"> </w:t>
@@ -3424,9 +3402,7 @@
         <w:t xml:space="preserve"> </w:t>
       </w:r>
       <w:r>
-        <w:t xml:space="preserve">49</w:t>
-        <w:noBreakHyphen/>
-        <w:t xml:space="preserve">22</w:t>
+        <w:t xml:space="preserve">49-⁠22</w:t>
       </w:r>
       <w:r>
         <w:t xml:space="preserve"> </w:t>
@@ -3490,9 +3466,7 @@
         <w:t xml:space="preserve"> </w:t>
       </w:r>
       <w:r>
-        <w:t xml:space="preserve">49</w:t>
-        <w:noBreakHyphen/>
-        <w:t xml:space="preserve">22</w:t>
+        <w:t xml:space="preserve">49-⁠22</w:t>
       </w:r>
       <w:r>
         <w:t xml:space="preserve"> </w:t>
@@ -5074,9 +5048,7 @@
         <w:t xml:space="preserve"> </w:t>
       </w:r>
       <w:r>
-        <w:t xml:space="preserve">49</w:t>
-        <w:noBreakHyphen/>
-        <w:t xml:space="preserve">03</w:t>
+        <w:t xml:space="preserve">49-⁠03</w:t>
       </w:r>
       <w:r>
         <w:t xml:space="preserve"> </w:t>
@@ -7065,11 +7037,7 @@
         <w:t xml:space="preserve"> </w:t>
       </w:r>
       <w:r>
-        <w:t xml:space="preserve">28</w:t>
-        <w:noBreakHyphen/>
-        <w:t xml:space="preserve">32</w:t>
-        <w:noBreakHyphen/>
-        <w:t xml:space="preserve">22</w:t>
+        <w:t xml:space="preserve">28-⁠32-⁠22</w:t>
       </w:r>
       <w:r>
         <w:t xml:space="preserve">   </w:t>
@@ -7103,11 +7071,7 @@
         <w:t xml:space="preserve"> </w:t>
       </w:r>
       <w:r>
-        <w:t xml:space="preserve">28</w:t>
-        <w:noBreakHyphen/>
-        <w:t xml:space="preserve">32</w:t>
-        <w:noBreakHyphen/>
-        <w:t xml:space="preserve">39</w:t>
+        <w:t xml:space="preserve">28-⁠32-⁠39</w:t>
       </w:r>
       <w:r>
         <w:t xml:space="preserve">   </w:t>
@@ -7141,11 +7105,7 @@
         <w:t xml:space="preserve"> </w:t>
       </w:r>
       <w:r>
-        <w:t xml:space="preserve">28</w:t>
-        <w:noBreakHyphen/>
-        <w:t xml:space="preserve">32</w:t>
-        <w:noBreakHyphen/>
-        <w:t xml:space="preserve">40(5)</w:t>
+        <w:t xml:space="preserve">28-⁠32-⁠40(5)</w:t>
       </w:r>
       <w:r>
         <w:t xml:space="preserve">   </w:t>
@@ -7179,11 +7139,7 @@
         <w:t xml:space="preserve"> </w:t>
       </w:r>
       <w:r>
-        <w:t xml:space="preserve">28</w:t>
-        <w:noBreakHyphen/>
-        <w:t xml:space="preserve">32</w:t>
-        <w:noBreakHyphen/>
-        <w:t xml:space="preserve">42</w:t>
+        <w:t xml:space="preserve">28-⁠32-⁠42</w:t>
       </w:r>
       <w:r>
         <w:t xml:space="preserve">   </w:t>
@@ -7217,11 +7173,7 @@
         <w:t xml:space="preserve"> </w:t>
       </w:r>
       <w:r>
-        <w:t xml:space="preserve">28</w:t>
-        <w:noBreakHyphen/>
-        <w:t xml:space="preserve">32</w:t>
-        <w:noBreakHyphen/>
-        <w:t xml:space="preserve">46</w:t>
+        <w:t xml:space="preserve">28-⁠32-⁠46</w:t>
       </w:r>
       <w:r>
         <w:t xml:space="preserve">   </w:t>
@@ -7255,11 +7207,7 @@
         <w:t xml:space="preserve"> </w:t>
       </w:r>
       <w:r>
-        <w:t xml:space="preserve">28</w:t>
-        <w:noBreakHyphen/>
-        <w:t xml:space="preserve">32</w:t>
-        <w:noBreakHyphen/>
-        <w:t xml:space="preserve">49</w:t>
+        <w:t xml:space="preserve">28-⁠32-⁠49</w:t>
       </w:r>
       <w:r>
         <w:t xml:space="preserve">   </w:t>
@@ -7293,11 +7241,7 @@
         <w:t xml:space="preserve"> </w:t>
       </w:r>
       <w:r>
-        <w:t xml:space="preserve">49</w:t>
-        <w:noBreakHyphen/>
-        <w:t xml:space="preserve">03</w:t>
-        <w:noBreakHyphen/>
-        <w:t xml:space="preserve">01</w:t>
+        <w:t xml:space="preserve">49-⁠03-⁠01</w:t>
       </w:r>
       <w:r>
         <w:t xml:space="preserve">   </w:t>
@@ -7331,11 +7275,7 @@
         <w:t xml:space="preserve"> </w:t>
       </w:r>
       <w:r>
-        <w:t xml:space="preserve">49</w:t>
-        <w:noBreakHyphen/>
-        <w:t xml:space="preserve">22</w:t>
-        <w:noBreakHyphen/>
-        <w:t xml:space="preserve">02</w:t>
+        <w:t xml:space="preserve">49-⁠22-⁠02</w:t>
       </w:r>
       <w:r>
         <w:t xml:space="preserve">   </w:t>
@@ -7369,11 +7309,7 @@
         <w:t xml:space="preserve"> </w:t>
       </w:r>
       <w:r>
-        <w:t xml:space="preserve">49</w:t>
-        <w:noBreakHyphen/>
-        <w:t xml:space="preserve">22</w:t>
-        <w:noBreakHyphen/>
-        <w:t xml:space="preserve">03(12)⁠(a)</w:t>
+        <w:t xml:space="preserve">49-⁠22-⁠03(12)⁠(a)</w:t>
       </w:r>
       <w:r>
         <w:t xml:space="preserve">   </w:t>
@@ -7407,11 +7343,7 @@
         <w:t xml:space="preserve"> </w:t>
       </w:r>
       <w:r>
-        <w:t xml:space="preserve">49</w:t>
-        <w:noBreakHyphen/>
-        <w:t xml:space="preserve">22</w:t>
-        <w:noBreakHyphen/>
-        <w:t xml:space="preserve">05.1</w:t>
+        <w:t xml:space="preserve">49-⁠22-⁠05.1</w:t>
       </w:r>
       <w:r>
         <w:t xml:space="preserve">   </w:t>
@@ -7445,11 +7377,7 @@
         <w:t xml:space="preserve"> </w:t>
       </w:r>
       <w:r>
-        <w:t xml:space="preserve">49</w:t>
-        <w:noBreakHyphen/>
-        <w:t xml:space="preserve">22</w:t>
-        <w:noBreakHyphen/>
-        <w:t xml:space="preserve">07(1)</w:t>
+        <w:t xml:space="preserve">49-⁠22-⁠07(1)</w:t>
       </w:r>
       <w:r>
         <w:t xml:space="preserve">   </w:t>
@@ -7483,11 +7411,7 @@
         <w:t xml:space="preserve"> </w:t>
       </w:r>
       <w:r>
-        <w:t xml:space="preserve">49</w:t>
-        <w:noBreakHyphen/>
-        <w:t xml:space="preserve">22</w:t>
-        <w:noBreakHyphen/>
-        <w:t xml:space="preserve">08(1)⁠(c)</w:t>
+        <w:t xml:space="preserve">49-⁠22-⁠08(1)⁠(c)</w:t>
       </w:r>
       <w:r>
         <w:t xml:space="preserve">   </w:t>
@@ -7521,11 +7445,7 @@
         <w:t xml:space="preserve"> </w:t>
       </w:r>
       <w:r>
-        <w:t xml:space="preserve">49</w:t>
-        <w:noBreakHyphen/>
-        <w:t xml:space="preserve">22</w:t>
-        <w:noBreakHyphen/>
-        <w:t xml:space="preserve">08(6)</w:t>
+        <w:t xml:space="preserve">49-⁠22-⁠08(6)</w:t>
       </w:r>
       <w:r>
         <w:t xml:space="preserve">   </w:t>
@@ -7559,11 +7479,7 @@
         <w:t xml:space="preserve"> </w:t>
       </w:r>
       <w:r>
-        <w:t xml:space="preserve">49</w:t>
-        <w:noBreakHyphen/>
-        <w:t xml:space="preserve">22</w:t>
-        <w:noBreakHyphen/>
-        <w:t xml:space="preserve">08.1(5)</w:t>
+        <w:t xml:space="preserve">49-⁠22-⁠08.1(5)</w:t>
       </w:r>
       <w:r>
         <w:t xml:space="preserve">   </w:t>
@@ -7597,11 +7513,7 @@
         <w:t xml:space="preserve"> </w:t>
       </w:r>
       <w:r>
-        <w:t xml:space="preserve">49</w:t>
-        <w:noBreakHyphen/>
-        <w:t xml:space="preserve">22</w:t>
-        <w:noBreakHyphen/>
-        <w:t xml:space="preserve">09</w:t>
+        <w:t xml:space="preserve">49-⁠22-⁠09</w:t>
       </w:r>
       <w:r>
         <w:t xml:space="preserve">   </w:t>
@@ -7635,11 +7547,7 @@
         <w:t xml:space="preserve"> </w:t>
       </w:r>
       <w:r>
-        <w:t xml:space="preserve">49</w:t>
-        <w:noBreakHyphen/>
-        <w:t xml:space="preserve">22</w:t>
-        <w:noBreakHyphen/>
-        <w:t xml:space="preserve">16(2)⁠(d)</w:t>
+        <w:t xml:space="preserve">49-⁠22-⁠16(2)⁠(d)</w:t>
       </w:r>
       <w:r>
         <w:t xml:space="preserve">   </w:t>
@@ -7673,11 +7581,7 @@
         <w:t xml:space="preserve"> </w:t>
       </w:r>
       <w:r>
-        <w:t xml:space="preserve">49</w:t>
-        <w:noBreakHyphen/>
-        <w:t xml:space="preserve">22</w:t>
-        <w:noBreakHyphen/>
-        <w:t xml:space="preserve">19</w:t>
+        <w:t xml:space="preserve">49-⁠22-⁠19</w:t>
       </w:r>
       <w:r>
         <w:t xml:space="preserve">   </w:t>
@@ -7711,11 +7615,7 @@
         <w:t xml:space="preserve"> </w:t>
       </w:r>
       <w:r>
-        <w:t xml:space="preserve">49</w:t>
-        <w:noBreakHyphen/>
-        <w:t xml:space="preserve">22</w:t>
-        <w:noBreakHyphen/>
-        <w:t xml:space="preserve">20</w:t>
+        <w:t xml:space="preserve">49-⁠22-⁠20</w:t>
       </w:r>
       <w:r>
         <w:t xml:space="preserve">   </w:t>
@@ -7765,13 +7665,7 @@
         <w:t xml:space="preserve"> </w:t>
       </w:r>
       <w:r>
-        <w:t xml:space="preserve">69</w:t>
-        <w:noBreakHyphen/>
-        <w:t xml:space="preserve">02</w:t>
-        <w:noBreakHyphen/>
-        <w:t xml:space="preserve">02</w:t>
-        <w:noBreakHyphen/>
-        <w:t xml:space="preserve">05</w:t>
+        <w:t xml:space="preserve">69-⁠02-⁠02-⁠05</w:t>
       </w:r>
       <w:r>
         <w:t xml:space="preserve">   </w:t>
@@ -7805,13 +7699,7 @@
         <w:t xml:space="preserve"> </w:t>
       </w:r>
       <w:r>
-        <w:t xml:space="preserve">69</w:t>
-        <w:noBreakHyphen/>
-        <w:t xml:space="preserve">02</w:t>
-        <w:noBreakHyphen/>
-        <w:t xml:space="preserve">06</w:t>
-        <w:noBreakHyphen/>
-        <w:t xml:space="preserve">01</w:t>
+        <w:t xml:space="preserve">69-⁠02-⁠06-⁠01</w:t>
       </w:r>
       <w:r>
         <w:t xml:space="preserve">   </w:t>
@@ -7845,13 +7733,7 @@
         <w:t xml:space="preserve"> </w:t>
       </w:r>
       <w:r>
-        <w:t xml:space="preserve">69</w:t>
-        <w:noBreakHyphen/>
-        <w:t xml:space="preserve">02</w:t>
-        <w:noBreakHyphen/>
-        <w:t xml:space="preserve">06</w:t>
-        <w:noBreakHyphen/>
-        <w:t xml:space="preserve">02</w:t>
+        <w:t xml:space="preserve">69-⁠02-⁠06-⁠02</w:t>
       </w:r>
       <w:r>
         <w:t xml:space="preserve">   </w:t>
@@ -8338,25 +8220,7 @@
         <w:t xml:space="preserve">“CPCN”</w:t>
       </w:r>
       <w:r>
-        <w:t xml:space="preserve">) for a new 345-kV transmission line from Jamestown to Ellendale under N.D.C.C. ch. 49</w:t>
-      </w:r>
-      <w:r>
-        <w:noBreakHyphen/>
-      </w:r>
-      <w:r>
-        <w:t xml:space="preserve">03 in PSC Docket PU</w:t>
-      </w:r>
-      <w:r>
-        <w:noBreakHyphen/>
-      </w:r>
-      <w:r>
-        <w:t xml:space="preserve">24</w:t>
-      </w:r>
-      <w:r>
-        <w:noBreakHyphen/>
-      </w:r>
-      <w:r>
-        <w:t xml:space="preserve">91 (Nov. 20, 2024), the Commission’s order denying Appellants’ petition to vacate or reopen that CPCN proceeding (June 18, 2025), and the Burleigh County District Court’s order disposing of Appellants’ administrative appeal on procedural grounds (Feb. 2, 2026).</w:t>
+        <w:t xml:space="preserve">) for a new 345-kV transmission line from Jamestown to Ellendale under N.D.C.C. ch. 49-⁠03 in PSC Docket PU-⁠24-⁠91 (Nov. 20, 2024), the Commission’s order denying Appellants’ petition to vacate or reopen that CPCN proceeding (June 18, 2025), and the Burleigh County District Court’s order disposing of Appellants’ administrative appeal on procedural grounds (Feb. 2, 2026).</w:t>
       </w:r>
     </w:p>
     <w:p>
@@ -8364,19 +8228,7 @@
         <w:pStyle w:val="BodyText"/>
       </w:pPr>
       <w:r>
-        <w:t xml:space="preserve">[¶2] The district court did not reach Appellants’ threshold statutory argument that the Commission lacked statutory authority, and thus jurisdiction to act, to issue a Chapter 49</w:t>
-      </w:r>
-      <w:r>
-        <w:noBreakHyphen/>
-      </w:r>
-      <w:r>
-        <w:t xml:space="preserve">03 CPCN for a new 345-kV line that must proceed under the Energy Conversion and Transmission Facility Siting Act, N.D.C.C. ch. 49</w:t>
-      </w:r>
-      <w:r>
-        <w:noBreakHyphen/>
-      </w:r>
-      <w:r>
-        <w:t xml:space="preserve">22.</w:t>
+        <w:t xml:space="preserve">[¶2] The district court did not reach Appellants’ threshold statutory argument that the Commission lacked statutory authority, and thus jurisdiction to act, to issue a Chapter 49-⁠03 CPCN for a new 345-kV line that must proceed under the Energy Conversion and Transmission Facility Siting Act, N.D.C.C. ch. 49-⁠22.</w:t>
       </w:r>
       <w:r>
         <w:t xml:space="preserve"> </w:t>
@@ -8401,13 +8253,7 @@
         <w:t xml:space="preserve"> </w:t>
       </w:r>
       <w:r>
-        <w:t xml:space="preserve">“without jurisdiction under N.D.C.C. ch. 49</w:t>
-      </w:r>
-      <w:r>
-        <w:noBreakHyphen/>
-      </w:r>
-      <w:r>
-        <w:t xml:space="preserve">03”</w:t>
+        <w:t xml:space="preserve">“without jurisdiction under N.D.C.C. ch. 49-⁠03”</w:t>
       </w:r>
       <w:r>
         <w:t xml:space="preserve"> </w:t>
@@ -8461,13 +8307,7 @@
         <w:pStyle w:val="BodyText"/>
       </w:pPr>
       <w:r>
-        <w:t xml:space="preserve">[¶3] This case is not a policy dispute about transmission projects generally, nor a request to halt all energy infrastructure. It is a dispute about whether the Legislature’s siting safeguards for a high-voltage facility of this magnitude can be bypassed by proceeding first under a publication-noticed CPCN statute and then importing that CPCN into the Chapter 49</w:t>
-      </w:r>
-      <w:r>
-        <w:noBreakHyphen/>
-      </w:r>
-      <w:r>
-        <w:t xml:space="preserve">22 record as if</w:t>
+        <w:t xml:space="preserve">[¶3] This case is not a policy dispute about transmission projects generally, nor a request to halt all energy infrastructure. It is a dispute about whether the Legislature’s siting safeguards for a high-voltage facility of this magnitude can be bypassed by proceeding first under a publication-noticed CPCN statute and then importing that CPCN into the Chapter 49-⁠22 record as if</w:t>
       </w:r>
       <w:r>
         <w:t xml:space="preserve"> </w:t>
@@ -8487,13 +8327,7 @@
         <w:pStyle w:val="BodyText"/>
       </w:pPr>
       <w:r>
-        <w:t xml:space="preserve">[¶4] Chapter 49</w:t>
-      </w:r>
-      <w:r>
-        <w:noBreakHyphen/>
-      </w:r>
-      <w:r>
-        <w:t xml:space="preserve">22 was enacted to require a front-end siting process for large energy conversion and transmission facilities. For a transmission line of this size, that framework requires a detailed siting application that includes</w:t>
+        <w:t xml:space="preserve">[¶4] Chapter 49-⁠22 was enacted to require a front-end siting process for large energy conversion and transmission facilities. For a transmission line of this size, that framework requires a detailed siting application that includes</w:t>
       </w:r>
       <w:r>
         <w:t xml:space="preserve"> </w:t>
@@ -8530,67 +8364,19 @@
         <w:t xml:space="preserve"> </w:t>
       </w:r>
       <w:r>
-        <w:t xml:space="preserve">N.D.C.C. § § 49</w:t>
-      </w:r>
-      <w:r>
-        <w:noBreakHyphen/>
-      </w:r>
-      <w:r>
-        <w:t xml:space="preserve">22</w:t>
-      </w:r>
-      <w:r>
-        <w:noBreakHyphen/>
-      </w:r>
-      <w:r>
-        <w:t xml:space="preserve">08(1)⁠(c),</w:t>
-      </w:r>
-      <w:r>
-        <w:t xml:space="preserve"> </w:t>
-      </w:r>
-      <w:r>
-        <w:t xml:space="preserve">(f)–(h), 49</w:t>
-      </w:r>
-      <w:r>
-        <w:noBreakHyphen/>
-      </w:r>
-      <w:r>
-        <w:t xml:space="preserve">22</w:t>
-      </w:r>
-      <w:r>
-        <w:noBreakHyphen/>
-      </w:r>
-      <w:r>
-        <w:t xml:space="preserve">09,</w:t>
-      </w:r>
-      <w:r>
-        <w:t xml:space="preserve"> </w:t>
-      </w:r>
-      <w:r>
-        <w:t xml:space="preserve">49</w:t>
-      </w:r>
-      <w:r>
-        <w:noBreakHyphen/>
-      </w:r>
-      <w:r>
-        <w:t xml:space="preserve">22</w:t>
-      </w:r>
-      <w:r>
-        <w:noBreakHyphen/>
-      </w:r>
-      <w:r>
-        <w:t xml:space="preserve">13(1), 49</w:t>
-      </w:r>
-      <w:r>
-        <w:noBreakHyphen/>
-      </w:r>
-      <w:r>
-        <w:t xml:space="preserve">22</w:t>
-      </w:r>
-      <w:r>
-        <w:noBreakHyphen/>
-      </w:r>
-      <w:r>
-        <w:t xml:space="preserve">08.1(5);</w:t>
+        <w:t xml:space="preserve">N.D.C.C. § § 49-⁠22-⁠08(1)⁠(c),</w:t>
+      </w:r>
+      <w:r>
+        <w:t xml:space="preserve"> </w:t>
+      </w:r>
+      <w:r>
+        <w:t xml:space="preserve">(f)–(h), 49-⁠22-⁠09,</w:t>
+      </w:r>
+      <w:r>
+        <w:t xml:space="preserve"> </w:t>
+      </w:r>
+      <w:r>
+        <w:t xml:space="preserve">49-⁠22-⁠13(1), 49-⁠22-⁠08.1(5);</w:t>
       </w:r>
       <w:r>
         <w:t xml:space="preserve"> </w:t>
@@ -8635,37 +8421,7 @@
         <w:pStyle w:val="BodyText"/>
       </w:pPr>
       <w:r>
-        <w:t xml:space="preserve">[¶5] Chapter 49</w:t>
-      </w:r>
-      <w:r>
-        <w:noBreakHyphen/>
-      </w:r>
-      <w:r>
-        <w:t xml:space="preserve">22 also contemplates direct notice, beyond publication, through service of notices of filing and hearing on persons and agencies the Commission deems appropriate. N.D.C.C. § § 49</w:t>
-      </w:r>
-      <w:r>
-        <w:noBreakHyphen/>
-      </w:r>
-      <w:r>
-        <w:t xml:space="preserve">22</w:t>
-      </w:r>
-      <w:r>
-        <w:noBreakHyphen/>
-      </w:r>
-      <w:r>
-        <w:t xml:space="preserve">08(2), 49</w:t>
-      </w:r>
-      <w:r>
-        <w:noBreakHyphen/>
-      </w:r>
-      <w:r>
-        <w:t xml:space="preserve">22</w:t>
-      </w:r>
-      <w:r>
-        <w:noBreakHyphen/>
-      </w:r>
-      <w:r>
-        <w:t xml:space="preserve">13(4). Appellants contend those safeguards are the Legislature’s design for testing need, alternatives, and local impacts for a new high-voltage line.</w:t>
+        <w:t xml:space="preserve">[¶5] Chapter 49-⁠22 also contemplates direct notice, beyond publication, through service of notices of filing and hearing on persons and agencies the Commission deems appropriate. N.D.C.C. § § 49-⁠22-⁠08(2), 49-⁠22-⁠13(4). Appellants contend those safeguards are the Legislature’s design for testing need, alternatives, and local impacts for a new high-voltage line.</w:t>
       </w:r>
     </w:p>
     <w:p>
@@ -8673,19 +8429,7 @@
         <w:pStyle w:val="BodyText"/>
       </w:pPr>
       <w:r>
-        <w:t xml:space="preserve">[¶6] Appellants contend the Utilities did the opposite. They proceeded first under Chapter 49</w:t>
-      </w:r>
-      <w:r>
-        <w:noBreakHyphen/>
-      </w:r>
-      <w:r>
-        <w:t xml:space="preserve">03, where notice could be limited to publication and the Chapter 49</w:t>
-      </w:r>
-      <w:r>
-        <w:noBreakHyphen/>
-      </w:r>
-      <w:r>
-        <w:t xml:space="preserve">22 local hearing process was absent. The Commission then issued a conclusory CPCN, and the Townships and affected landowners learned of it only after issuance. Nill Decl., Ex. 11(5) (Speaker 1 - 28:34); Nill Decl., Ex. 7, ¶ 1.</w:t>
+        <w:t xml:space="preserve">[¶6] Appellants contend the Utilities did the opposite. They proceeded first under Chapter 49-⁠03, where notice could be limited to publication and the Chapter 49-⁠22 local hearing process was absent. The Commission then issued a conclusory CPCN, and the Townships and affected landowners learned of it only after issuance. Nill Decl., Ex. 11(5) (Speaker 1 - 28:34); Nill Decl., Ex. 7, ¶ 1.</w:t>
       </w:r>
     </w:p>
     <w:p>
@@ -8723,19 +8467,7 @@
         <w:pStyle w:val="BodyText"/>
       </w:pPr>
       <w:r>
-        <w:t xml:space="preserve">[¶7] Whether the Public Service Commission had statutory authority to issue a Certificate of Public Convenience and Necessity under N.D.C.C. Chapter 49</w:t>
-      </w:r>
-      <w:r>
-        <w:noBreakHyphen/>
-      </w:r>
-      <w:r>
-        <w:t xml:space="preserve">03 for a new 345-kV transmission line that must be sited and approved under N.D.C.C. Chapter 49</w:t>
-      </w:r>
-      <w:r>
-        <w:noBreakHyphen/>
-      </w:r>
-      <w:r>
-        <w:t xml:space="preserve">22.</w:t>
+        <w:t xml:space="preserve">[¶7] Whether the Public Service Commission had statutory authority to issue a Certificate of Public Convenience and Necessity under N.D.C.C. Chapter 49-⁠03 for a new 345-kV transmission line that must be sited and approved under N.D.C.C. Chapter 49-⁠22.</w:t>
       </w:r>
     </w:p>
     <w:p>
@@ -8743,19 +8475,7 @@
         <w:pStyle w:val="BodyText"/>
       </w:pPr>
       <w:r>
-        <w:t xml:space="preserve">[¶8] Whether public need for such a line must be determined within a Chapter 49</w:t>
-      </w:r>
-      <w:r>
-        <w:noBreakHyphen/>
-      </w:r>
-      <w:r>
-        <w:t xml:space="preserve">22 record, with direct mailed notice, a local hearing, and findings with reasons, or whether the Commission may rely on a publication-only Chapter 49</w:t>
-      </w:r>
-      <w:r>
-        <w:noBreakHyphen/>
-      </w:r>
-      <w:r>
-        <w:t xml:space="preserve">03 CPCN as a substitute for that need determination in the siting process.</w:t>
+        <w:t xml:space="preserve">[¶8] Whether public need for such a line must be determined within a Chapter 49-⁠22 record, with direct mailed notice, a local hearing, and findings with reasons, or whether the Commission may rely on a publication-only Chapter 49-⁠03 CPCN as a substitute for that need determination in the siting process.</w:t>
       </w:r>
     </w:p>
     <w:p>
@@ -8763,13 +8483,7 @@
         <w:pStyle w:val="BodyText"/>
       </w:pPr>
       <w:r>
-        <w:t xml:space="preserve">[¶9] Whether the November 20, 2024 CPCN and the Commission’s June 18, 2025 order leaving it in place comply with the final-order and service requirements of N.D.C.C. Chapter 28</w:t>
-      </w:r>
-      <w:r>
-        <w:noBreakHyphen/>
-      </w:r>
-      <w:r>
-        <w:t xml:space="preserve">32, including the requirement of explicit findings of fact and separate conclusions of law, and what effect any defects have on the running of intervention and appeal deadlines.</w:t>
+        <w:t xml:space="preserve">[¶9] Whether the November 20, 2024 CPCN and the Commission’s June 18, 2025 order leaving it in place comply with the final-order and service requirements of N.D.C.C. Chapter 28-⁠32, including the requirement of explicit findings of fact and separate conclusions of law, and what effect any defects have on the running of intervention and appeal deadlines.</w:t>
       </w:r>
     </w:p>
     <w:p>
@@ -8835,31 +8549,7 @@
         <w:pStyle w:val="BodyText"/>
       </w:pPr>
       <w:r>
-        <w:t xml:space="preserve">[¶10] This appeal arises under N.D.C.C. ch. 28</w:t>
-      </w:r>
-      <w:r>
-        <w:noBreakHyphen/>
-      </w:r>
-      <w:r>
-        <w:t xml:space="preserve">32 from the PSC’s November 20, 2024 order granting Otter Tail Power Company (Otter Tail Power) and Montana-Dakota Utilities Co. (MDU) a Certificate of Public Convenience and Necessity for a proposed 345-kV transmission line under N.D.C.C. ch. 49</w:t>
-      </w:r>
-      <w:r>
-        <w:noBreakHyphen/>
-      </w:r>
-      <w:r>
-        <w:t xml:space="preserve">03 (PSC Case No. PU</w:t>
-      </w:r>
-      <w:r>
-        <w:noBreakHyphen/>
-      </w:r>
-      <w:r>
-        <w:t xml:space="preserve">24</w:t>
-      </w:r>
-      <w:r>
-        <w:noBreakHyphen/>
-      </w:r>
-      <w:r>
-        <w:t xml:space="preserve">91). R79, Ex. 17. The Commission issued a notice of opportunity for hearing on March 27, 2024 and published that notice in multiple newspapers (R65, Ex. 3). On May 21, 2025, Appellants filed a petition to rescind the November 20, 2024 order and to reopen the proceeding, and sought intervention (R94, Ex. 19); the Commission denied those requests on June 18, 2025. Appellants served an Amended Notice of Appeal and Specifications of Error on July 16, 2025 (R12).</w:t>
+        <w:t xml:space="preserve">[¶10] This appeal arises under N.D.C.C. ch. 28-⁠32 from the PSC’s November 20, 2024 order granting Otter Tail Power Company (Otter Tail Power) and Montana-Dakota Utilities Co. (MDU) a Certificate of Public Convenience and Necessity for a proposed 345-kV transmission line under N.D.C.C. ch. 49-⁠03 (PSC Case No. PU-⁠24-⁠91). R79, Ex. 17. The Commission issued a notice of opportunity for hearing on March 27, 2024 and published that notice in multiple newspapers (R65, Ex. 3). On May 21, 2025, Appellants filed a petition to rescind the November 20, 2024 order and to reopen the proceeding, and sought intervention (R94, Ex. 19); the Commission denied those requests on June 18, 2025. Appellants served an Amended Notice of Appeal and Specifications of Error on July 16, 2025 (R12).</w:t>
       </w:r>
     </w:p>
     <w:p>
@@ -8911,19 +8601,7 @@
         <w:pStyle w:val="BodyText"/>
       </w:pPr>
       <w:r>
-        <w:t xml:space="preserve">[¶11] The dispute is whether the PSC may approve a high-voltage transmission line by relying on projections tied to future wind development while bypassing the statutory safeguards the Legislature enacted for projects of this magnitude. The proposed 345-kV line from Ellendale to Jamestown was advanced under Chapter 49</w:t>
-      </w:r>
-      <w:r>
-        <w:noBreakHyphen/>
-      </w:r>
-      <w:r>
-        <w:t xml:space="preserve">03 by a November 20, 2024 order that issued a CPCN without explicit findings of fact or separate conclusions of law, and without the siting-specific procedures required by Chapter 49</w:t>
-      </w:r>
-      <w:r>
-        <w:noBreakHyphen/>
-      </w:r>
-      <w:r>
-        <w:t xml:space="preserve">22. Appellants contend the record shows the project primarily facilitates eastbound export of privately developed wind generation, not a verified North Dakota public need.</w:t>
+        <w:t xml:space="preserve">[¶11] The dispute is whether the PSC may approve a high-voltage transmission line by relying on projections tied to future wind development while bypassing the statutory safeguards the Legislature enacted for projects of this magnitude. The proposed 345-kV line from Ellendale to Jamestown was advanced under Chapter 49-⁠03 by a November 20, 2024 order that issued a CPCN without explicit findings of fact or separate conclusions of law, and without the siting-specific procedures required by Chapter 49-⁠22. Appellants contend the record shows the project primarily facilitates eastbound export of privately developed wind generation, not a verified North Dakota public need.</w:t>
       </w:r>
     </w:p>
     <w:p>
@@ -8931,13 +8609,7 @@
         <w:pStyle w:val="BodyText"/>
       </w:pPr>
       <w:r>
-        <w:t xml:space="preserve">[¶12] This case concerns where and how the need and routing determinations for high-voltage lines must be made: within 49</w:t>
-      </w:r>
-      <w:r>
-        <w:noBreakHyphen/>
-      </w:r>
-      <w:r>
-        <w:t xml:space="preserve">22’s integrated process (notice to affected landowners and townships with retained zoning authority, a hearing in the project area, environmental review/​alternatives analysis, and a</w:t>
+        <w:t xml:space="preserve">[¶12] This case concerns where and how the need and routing determinations for high-voltage lines must be made: within 49-⁠22’s integrated process (notice to affected landowners and townships with retained zoning authority, a hearing in the project area, environmental review/​alternatives analysis, and a</w:t>
       </w:r>
       <w:r>
         <w:t xml:space="preserve"> </w:t>
@@ -8962,103 +8634,37 @@
         <w:t xml:space="preserve"> </w:t>
       </w:r>
       <w:r>
-        <w:t xml:space="preserve">N.D.C.C. § § 49</w:t>
-      </w:r>
-      <w:r>
-        <w:noBreakHyphen/>
-      </w:r>
-      <w:r>
-        <w:t xml:space="preserve">22</w:t>
-      </w:r>
-      <w:r>
-        <w:noBreakHyphen/>
-      </w:r>
-      <w:r>
-        <w:t xml:space="preserve">05.1,</w:t>
-      </w:r>
-      <w:r>
-        <w:t xml:space="preserve"> </w:t>
-      </w:r>
-      <w:r>
-        <w:t xml:space="preserve">49</w:t>
-      </w:r>
-      <w:r>
-        <w:noBreakHyphen/>
-      </w:r>
-      <w:r>
-        <w:t xml:space="preserve">22</w:t>
-      </w:r>
-      <w:r>
-        <w:noBreakHyphen/>
-      </w:r>
-      <w:r>
-        <w:t xml:space="preserve">08(6),</w:t>
-      </w:r>
-      <w:r>
-        <w:t xml:space="preserve"> </w:t>
-      </w:r>
-      <w:r>
-        <w:t xml:space="preserve">49</w:t>
-      </w:r>
-      <w:r>
-        <w:noBreakHyphen/>
-      </w:r>
-      <w:r>
-        <w:t xml:space="preserve">22</w:t>
-      </w:r>
-      <w:r>
-        <w:noBreakHyphen/>
-      </w:r>
-      <w:r>
-        <w:t xml:space="preserve">08.1(5),</w:t>
-      </w:r>
-      <w:r>
-        <w:t xml:space="preserve"> </w:t>
-      </w:r>
-      <w:r>
-        <w:t xml:space="preserve">49</w:t>
-      </w:r>
-      <w:r>
-        <w:noBreakHyphen/>
-      </w:r>
-      <w:r>
-        <w:t xml:space="preserve">22</w:t>
-      </w:r>
-      <w:r>
-        <w:noBreakHyphen/>
-      </w:r>
-      <w:r>
-        <w:t xml:space="preserve">09,</w:t>
-      </w:r>
-      <w:r>
-        <w:t xml:space="preserve"> </w:t>
-      </w:r>
-      <w:r>
-        <w:t xml:space="preserve">49</w:t>
-      </w:r>
-      <w:r>
-        <w:noBreakHyphen/>
-      </w:r>
-      <w:r>
-        <w:t xml:space="preserve">22</w:t>
-      </w:r>
-      <w:r>
-        <w:noBreakHyphen/>
-      </w:r>
-      <w:r>
-        <w:t xml:space="preserve">16(2)⁠(d).</w:t>
-      </w:r>
-      <w:r>
-        <w:t xml:space="preserve"> </w:t>
-      </w:r>
-      <w:r>
-        <w:t xml:space="preserve">Treating a 49</w:t>
-      </w:r>
-      <w:r>
-        <w:noBreakHyphen/>
-      </w:r>
-      <w:r>
-        <w:t xml:space="preserve">03 CPCN as proof of</w:t>
+        <w:t xml:space="preserve">N.D.C.C. § § 49-⁠22-⁠05.1,</w:t>
+      </w:r>
+      <w:r>
+        <w:t xml:space="preserve"> </w:t>
+      </w:r>
+      <w:r>
+        <w:t xml:space="preserve">49-⁠22-⁠08(6),</w:t>
+      </w:r>
+      <w:r>
+        <w:t xml:space="preserve"> </w:t>
+      </w:r>
+      <w:r>
+        <w:t xml:space="preserve">49-⁠22-⁠08.1(5),</w:t>
+      </w:r>
+      <w:r>
+        <w:t xml:space="preserve"> </w:t>
+      </w:r>
+      <w:r>
+        <w:t xml:space="preserve">49-⁠22-⁠09,</w:t>
+      </w:r>
+      <w:r>
+        <w:t xml:space="preserve"> </w:t>
+      </w:r>
+      <w:r>
+        <w:t xml:space="preserve">49-⁠22-⁠16(2)⁠(d).</w:t>
+      </w:r>
+      <w:r>
+        <w:t xml:space="preserve"> </w:t>
+      </w:r>
+      <w:r>
+        <w:t xml:space="preserve">Treating a 49-⁠03 CPCN as proof of</w:t>
       </w:r>
       <w:r>
         <w:t xml:space="preserve"> </w:t>
@@ -9070,13 +8676,7 @@
         <w:t xml:space="preserve"> </w:t>
       </w:r>
       <w:r>
-        <w:t xml:space="preserve">in a later 49</w:t>
-      </w:r>
-      <w:r>
-        <w:noBreakHyphen/>
-      </w:r>
-      <w:r>
-        <w:t xml:space="preserve">22 docket distorts the required siting record and sidesteps local participation.</w:t>
+        <w:t xml:space="preserve">in a later 49-⁠22 docket distorts the required siting record and sidesteps local participation.</w:t>
       </w:r>
     </w:p>
     <w:p>
@@ -9292,13 +8892,7 @@
         <w:pStyle w:val="BodyText"/>
       </w:pPr>
       <w:r>
-        <w:t xml:space="preserve">[¶16] On July 8, 2024, the Commission discussed these issues in an informal hearing, which was electronically recorded (R70, Ex. 8). On August 19, 2024, the Commission held a work session, also electronically recorded (R73, Ex. 11). On October 14, 2024, the Commission received comments from the Midcontinent Independent System Operator, Inc. (MISO) (R75, Ex. 13). Following this, on October 17, 2024, the Commission held another work session, which was electronically recorded (R77, Ex. 15). On November 20, 2024, the Commission issued an Order granting the certificate in a 2</w:t>
-      </w:r>
-      <w:r>
-        <w:noBreakHyphen/>
-      </w:r>
-      <w:r>
-        <w:t xml:space="preserve">1 vote, with the majority finding that</w:t>
+        <w:t xml:space="preserve">[¶16] On July 8, 2024, the Commission discussed these issues in an informal hearing, which was electronically recorded (R70, Ex. 8). On August 19, 2024, the Commission held a work session, also electronically recorded (R73, Ex. 11). On October 14, 2024, the Commission received comments from the Midcontinent Independent System Operator, Inc. (MISO) (R75, Ex. 13). Following this, on October 17, 2024, the Commission held another work session, which was electronically recorded (R77, Ex. 15). On November 20, 2024, the Commission issued an Order granting the certificate in a 2-⁠1 vote, with the majority finding that</w:t>
       </w:r>
       <w:r>
         <w:t xml:space="preserve"> </w:t>
@@ -10304,13 +9898,7 @@
         <w:t xml:space="preserve"> </w:t>
       </w:r>
       <w:r>
-        <w:t xml:space="preserve">they acknowledged that these issues are caused by prospective surplus generation in the future from privately-owned wind projects west and north of Ellendale, R70, Ex. 8 (PSC Informal Hearing, July 8, 2024, at 14:9</w:t>
-      </w:r>
-      <w:r>
-        <w:noBreakHyphen/>
-      </w:r>
-      <w:r>
-        <w:t xml:space="preserve">15 (</w:t>
+        <w:t xml:space="preserve">they acknowledged that these issues are caused by prospective surplus generation in the future from privately-owned wind projects west and north of Ellendale, R70, Ex. 8 (PSC Informal Hearing, July 8, 2024, at 14:9-⁠15 (</w:t>
       </w:r>
       <w:r>
         <w:t xml:space="preserve">“contingency analysis of this future condition”</w:t>
@@ -10502,13 +10090,7 @@
         <w:t xml:space="preserve"> </w:t>
       </w:r>
       <w:r>
-        <w:t xml:space="preserve">associated with that private generation. R70, Ex. 8 (PSC Informal Hearing, July 8, 2024) at 30:5</w:t>
-      </w:r>
-      <w:r>
-        <w:noBreakHyphen/>
-      </w:r>
-      <w:r>
-        <w:t xml:space="preserve">12.</w:t>
+        <w:t xml:space="preserve">associated with that private generation. R70, Ex. 8 (PSC Informal Hearing, July 8, 2024) at 30:5-⁠12.</w:t>
       </w:r>
     </w:p>
     <w:p>
@@ -10750,13 +10332,7 @@
         <w:pStyle w:val="BodyText"/>
       </w:pPr>
       <w:r>
-        <w:t xml:space="preserve">R70, Ex. 8 at 34:5 and 35:1</w:t>
-      </w:r>
-      <w:r>
-        <w:noBreakHyphen/>
-      </w:r>
-      <w:r>
-        <w:t xml:space="preserve">6.</w:t>
+        <w:t xml:space="preserve">R70, Ex. 8 at 34:5 and 35:1-⁠6.</w:t>
       </w:r>
     </w:p>
     <w:p>
@@ -10912,13 +10488,7 @@
         <w:pStyle w:val="BodyText"/>
       </w:pPr>
       <w:r>
-        <w:t xml:space="preserve">R70, Ex. 8 at 39:1</w:t>
-      </w:r>
-      <w:r>
-        <w:noBreakHyphen/>
-      </w:r>
-      <w:r>
-        <w:t xml:space="preserve">4.</w:t>
+        <w:t xml:space="preserve">R70, Ex. 8 at 39:1-⁠4.</w:t>
       </w:r>
     </w:p>
     <w:p>
@@ -11074,13 +10644,7 @@
         <w:pStyle w:val="BodyText"/>
       </w:pPr>
       <w:r>
-        <w:t xml:space="preserve">R70, Ex. 8 at 46:2</w:t>
-      </w:r>
-      <w:r>
-        <w:noBreakHyphen/>
-      </w:r>
-      <w:r>
-        <w:t xml:space="preserve">4.</w:t>
+        <w:t xml:space="preserve">R70, Ex. 8 at 46:2-⁠4.</w:t>
       </w:r>
     </w:p>
     <w:p>
@@ -11230,13 +10794,7 @@
         <w:pStyle w:val="BodyText"/>
       </w:pPr>
       <w:r>
-        <w:t xml:space="preserve">R70, Ex. 8 (PSC Work Session, Aug. 19, 2024) at 18:4</w:t>
-      </w:r>
-      <w:r>
-        <w:noBreakHyphen/>
-      </w:r>
-      <w:r>
-        <w:t xml:space="preserve">10. He further emphasized:</w:t>
+        <w:t xml:space="preserve">R70, Ex. 8 (PSC Work Session, Aug. 19, 2024) at 18:4-⁠10. He further emphasized:</w:t>
       </w:r>
     </w:p>
     <w:p>
@@ -11260,13 +10818,7 @@
         <w:t xml:space="preserve"> </w:t>
       </w:r>
       <w:r>
-        <w:t xml:space="preserve">at 19:1</w:t>
-      </w:r>
-      <w:r>
-        <w:noBreakHyphen/>
-      </w:r>
-      <w:r>
-        <w:t xml:space="preserve">5. And:</w:t>
+        <w:t xml:space="preserve">at 19:1-⁠5. And:</w:t>
       </w:r>
     </w:p>
     <w:p>
@@ -11290,13 +10842,7 @@
         <w:t xml:space="preserve"> </w:t>
       </w:r>
       <w:r>
-        <w:t xml:space="preserve">at 24:2</w:t>
-      </w:r>
-      <w:r>
-        <w:noBreakHyphen/>
-      </w:r>
-      <w:r>
-        <w:t xml:space="preserve">7.</w:t>
+        <w:t xml:space="preserve">at 24:2-⁠7.</w:t>
       </w:r>
     </w:p>
     <w:p>
@@ -11508,43 +11054,7 @@
         <w:pStyle w:val="XdQuoteOnly"/>
       </w:pPr>
       <w:r>
-        <w:t xml:space="preserve">“Specifically, he states that this project will remedy the N</w:t>
-      </w:r>
-      <w:r>
-        <w:noBreakHyphen/>
-      </w:r>
-      <w:r>
-        <w:t xml:space="preserve">1 and N</w:t>
-      </w:r>
-      <w:r>
-        <w:noBreakHyphen/>
-      </w:r>
-      <w:r>
-        <w:t xml:space="preserve">1</w:t>
-      </w:r>
-      <w:r>
-        <w:noBreakHyphen/>
-      </w:r>
-      <w:r>
-        <w:t xml:space="preserve">1 issues noted in the previous memo and he identifies the elements that are projected to be affected by thermal and voltage issues. These N</w:t>
-      </w:r>
-      <w:r>
-        <w:noBreakHyphen/>
-      </w:r>
-      <w:r>
-        <w:t xml:space="preserve">1 and N</w:t>
-      </w:r>
-      <w:r>
-        <w:noBreakHyphen/>
-      </w:r>
-      <w:r>
-        <w:t xml:space="preserve">1</w:t>
-      </w:r>
-      <w:r>
-        <w:noBreakHyphen/>
-      </w:r>
-      <w:r>
-        <w:t xml:space="preserve">1 events are projected based upon each company’s long-term forecasts of load and generation growth.”</w:t>
+        <w:t xml:space="preserve">“Specifically, he states that this project will remedy the N-⁠1 and N-⁠1-⁠1 issues noted in the previous memo and he identifies the elements that are projected to be affected by thermal and voltage issues. These N-⁠1 and N-⁠1-⁠1 events are projected based upon each company’s long-term forecasts of load and generation growth.”</w:t>
       </w:r>
     </w:p>
     <w:p>
@@ -11578,13 +11088,7 @@
         <w:t xml:space="preserve"> </w:t>
       </w:r>
       <w:r>
-        <w:t xml:space="preserve">R70, Ex. 8 (PSC Informal Hearing, July 8, 2024, at 14:9</w:t>
-      </w:r>
-      <w:r>
-        <w:noBreakHyphen/>
-      </w:r>
-      <w:r>
-        <w:t xml:space="preserve">15 (referring to</w:t>
+        <w:t xml:space="preserve">R70, Ex. 8 (PSC Informal Hearing, July 8, 2024, at 14:9-⁠15 (referring to</w:t>
       </w:r>
       <w:r>
         <w:t xml:space="preserve"> </w:t>
@@ -11711,37 +11215,13 @@
         <w:pStyle w:val="BodyText"/>
       </w:pPr>
       <w:r>
-        <w:t xml:space="preserve">[¶31] This appeal is governed by N.D.C.C. § § 28</w:t>
-      </w:r>
-      <w:r>
-        <w:noBreakHyphen/>
-      </w:r>
-      <w:r>
-        <w:t xml:space="preserve">32</w:t>
-      </w:r>
-      <w:r>
-        <w:noBreakHyphen/>
-      </w:r>
-      <w:r>
-        <w:t xml:space="preserve">46</w:t>
-      </w:r>
-      <w:r>
-        <w:t xml:space="preserve"> </w:t>
-      </w:r>
-      <w:r>
-        <w:t xml:space="preserve">and 28</w:t>
-      </w:r>
-      <w:r>
-        <w:noBreakHyphen/>
-      </w:r>
-      <w:r>
-        <w:t xml:space="preserve">32</w:t>
-      </w:r>
-      <w:r>
-        <w:noBreakHyphen/>
-      </w:r>
-      <w:r>
-        <w:t xml:space="preserve">49.</w:t>
+        <w:t xml:space="preserve">[¶31] This appeal is governed by N.D.C.C. § § 28-⁠32-⁠46</w:t>
+      </w:r>
+      <w:r>
+        <w:t xml:space="preserve"> </w:t>
+      </w:r>
+      <w:r>
+        <w:t xml:space="preserve">and 28-⁠32-⁠49.</w:t>
       </w:r>
       <w:r>
         <w:t xml:space="preserve"> </w:t>
@@ -11885,19 +11365,7 @@
         <w:pStyle w:val="BodyText"/>
       </w:pPr>
       <w:r>
-        <w:t xml:space="preserve">[¶32] The Commission’s November 20, 2024 order cannot stand. For a new 345-kV transmission line, Chapter 49</w:t>
-      </w:r>
-      <w:r>
-        <w:noBreakHyphen/>
-      </w:r>
-      <w:r>
-        <w:t xml:space="preserve">22 provides the Legislature’s integrated siting framework. By issuing a Chapter 49</w:t>
-      </w:r>
-      <w:r>
-        <w:noBreakHyphen/>
-      </w:r>
-      <w:r>
-        <w:t xml:space="preserve">03 CPCN first, the Commission bypassed that framework and its required notice, hearing, and findings-based process.</w:t>
+        <w:t xml:space="preserve">[¶32] The Commission’s November 20, 2024 order cannot stand. For a new 345-kV transmission line, Chapter 49-⁠22 provides the Legislature’s integrated siting framework. By issuing a Chapter 49-⁠03 CPCN first, the Commission bypassed that framework and its required notice, hearing, and findings-based process.</w:t>
       </w:r>
     </w:p>
     <w:p>
@@ -11921,19 +11389,7 @@
         <w:pStyle w:val="BodyText"/>
       </w:pPr>
       <w:r>
-        <w:t xml:space="preserve">[¶35] Even if Chapter 49</w:t>
-      </w:r>
-      <w:r>
-        <w:noBreakHyphen/>
-      </w:r>
-      <w:r>
-        <w:t xml:space="preserve">03 applied, the record does not show public convenience and necessity by a preponderance of the evidence, and the Commission’s procedures independently denied due process. The Court should vacate the CPCN, reverse the denial of intervention, and remand for proceedings under Chapter 49</w:t>
-      </w:r>
-      <w:r>
-        <w:noBreakHyphen/>
-      </w:r>
-      <w:r>
-        <w:t xml:space="preserve">22.</w:t>
+        <w:t xml:space="preserve">[¶35] Even if Chapter 49-⁠03 applied, the record does not show public convenience and necessity by a preponderance of the evidence, and the Commission’s procedures independently denied due process. The Court should vacate the CPCN, reverse the denial of intervention, and remand for proceedings under Chapter 49-⁠22.</w:t>
       </w:r>
     </w:p>
     <w:p>
@@ -12119,9 +11575,7 @@
           <w:b/>
           <w:bCs/>
         </w:rPr>
-        <w:t xml:space="preserve">49</w:t>
-        <w:noBreakHyphen/>
-        <w:t xml:space="preserve">03</w:t>
+        <w:t xml:space="preserve">49-⁠03</w:t>
       </w:r>
       <w:r>
         <w:rPr>
@@ -12331,9 +11785,7 @@
           <w:b/>
           <w:bCs/>
         </w:rPr>
-        <w:t xml:space="preserve">49</w:t>
-        <w:noBreakHyphen/>
-        <w:t xml:space="preserve">22.</w:t>
+        <w:t xml:space="preserve">49-⁠22.</w:t>
       </w:r>
     </w:p>
     <w:p>
@@ -12341,13 +11793,7 @@
         <w:pStyle w:val="BodyText"/>
       </w:pPr>
       <w:r>
-        <w:t xml:space="preserve">[¶36] For lines at 115 kV and above, Chapter 49</w:t>
-      </w:r>
-      <w:r>
-        <w:noBreakHyphen/>
-      </w:r>
-      <w:r>
-        <w:t xml:space="preserve">22 is the Legislature’s exclusive, integrated process. A utility may not</w:t>
+        <w:t xml:space="preserve">[¶36] For lines at 115 kV and above, Chapter 49-⁠22 is the Legislature’s exclusive, integrated process. A utility may not</w:t>
       </w:r>
       <w:r>
         <w:t xml:space="preserve"> </w:t>
@@ -12371,37 +11817,13 @@
         <w:t xml:space="preserve"> </w:t>
       </w:r>
       <w:r>
-        <w:t xml:space="preserve">and the Commission’s decision must be guided by a record that includes the applicant’s statement of need and detailed findings under N.D.C.C. § § 49</w:t>
-      </w:r>
-      <w:r>
-        <w:noBreakHyphen/>
-      </w:r>
-      <w:r>
-        <w:t xml:space="preserve">22</w:t>
-      </w:r>
-      <w:r>
-        <w:noBreakHyphen/>
-      </w:r>
-      <w:r>
-        <w:t xml:space="preserve">08(1)⁠(c)</w:t>
-      </w:r>
-      <w:r>
-        <w:t xml:space="preserve"> </w:t>
-      </w:r>
-      <w:r>
-        <w:t xml:space="preserve">and 49</w:t>
-      </w:r>
-      <w:r>
-        <w:noBreakHyphen/>
-      </w:r>
-      <w:r>
-        <w:t xml:space="preserve">22</w:t>
-      </w:r>
-      <w:r>
-        <w:noBreakHyphen/>
-      </w:r>
-      <w:r>
-        <w:t xml:space="preserve">09.</w:t>
+        <w:t xml:space="preserve">and the Commission’s decision must be guided by a record that includes the applicant’s statement of need and detailed findings under N.D.C.C. § § 49-⁠22-⁠08(1)⁠(c)</w:t>
+      </w:r>
+      <w:r>
+        <w:t xml:space="preserve"> </w:t>
+      </w:r>
+      <w:r>
+        <w:t xml:space="preserve">and 49-⁠22-⁠09.</w:t>
       </w:r>
       <w:r>
         <w:t xml:space="preserve"> </w:t>
@@ -12419,13 +11841,7 @@
         <w:t xml:space="preserve"> </w:t>
       </w:r>
       <w:r>
-        <w:t xml:space="preserve">determination under Chapter 49</w:t>
-      </w:r>
-      <w:r>
-        <w:noBreakHyphen/>
-      </w:r>
-      <w:r>
-        <w:t xml:space="preserve">03 bypasses this required process and is fundamentally incompatible with the framework the Legislature enacted.</w:t>
+        <w:t xml:space="preserve">determination under Chapter 49-⁠03 bypasses this required process and is fundamentally incompatible with the framework the Legislature enacted.</w:t>
       </w:r>
     </w:p>
     <w:p>
@@ -12479,9 +11895,7 @@
           <w:i/>
           <w:iCs/>
         </w:rPr>
-        <w:t xml:space="preserve">49</w:t>
-        <w:noBreakHyphen/>
-        <w:t xml:space="preserve">03</w:t>
+        <w:t xml:space="preserve">49-⁠03</w:t>
       </w:r>
       <w:r>
         <w:rPr>
@@ -12741,13 +12155,7 @@
         <w:pStyle w:val="BodyText"/>
       </w:pPr>
       <w:r>
-        <w:t xml:space="preserve">[¶37] N.D.C.C. ch. 49</w:t>
-      </w:r>
-      <w:r>
-        <w:noBreakHyphen/>
-      </w:r>
-      <w:r>
-        <w:t xml:space="preserve">03, known as the Territorial Integrity Act, was enacted to regulate competition among utilities by preventing unfair encroachments into each other’s service territories. It requires a utility to obtain Commission approval before constructing or extending facilities outside municipal limits or to serve new customers.</w:t>
+        <w:t xml:space="preserve">[¶37] N.D.C.C. ch. 49-⁠03, known as the Territorial Integrity Act, was enacted to regulate competition among utilities by preventing unfair encroachments into each other’s service territories. It requires a utility to obtain Commission approval before constructing or extending facilities outside municipal limits or to serve new customers.</w:t>
       </w:r>
       <w:r>
         <w:t xml:space="preserve"> </w:t>
@@ -12771,13 +12179,7 @@
         <w:pStyle w:val="BodyText"/>
       </w:pPr>
       <w:r>
-        <w:t xml:space="preserve">[¶38] The purpose of a certificate under Chapter 49</w:t>
-      </w:r>
-      <w:r>
-        <w:noBreakHyphen/>
-      </w:r>
-      <w:r>
-        <w:t xml:space="preserve">03 is not to establish the necessity of new high-voltage transmission infrastructure, but to resolve disputes over overlapping service and avoid inefficient duplication. As this Court explained, customer preference is only a</w:t>
+        <w:t xml:space="preserve">[¶38] The purpose of a certificate under Chapter 49-⁠03 is not to establish the necessity of new high-voltage transmission infrastructure, but to resolve disputes over overlapping service and avoid inefficient duplication. As this Court explained, customer preference is only a</w:t>
       </w:r>
       <w:r>
         <w:t xml:space="preserve"> </w:t>
@@ -13102,13 +12504,7 @@
         <w:pStyle w:val="BodyText"/>
       </w:pPr>
       <w:r>
-        <w:t xml:space="preserve">[¶39] The 345-kV Jamestown-Ellendale high-voltage line at issue here, a new line conceived by MISO to carry electricity from wind projects west of Ellendale to Jamestown and then eastward into Minnesota, is not a mere territorial intrusion into an existing system or an extension of an existing line. It is a brand-new transmission facility that falls squarely within the scope of Chapter 49</w:t>
-      </w:r>
-      <w:r>
-        <w:noBreakHyphen/>
-      </w:r>
-      <w:r>
-        <w:t xml:space="preserve">22.</w:t>
+        <w:t xml:space="preserve">[¶39] The 345-kV Jamestown-Ellendale high-voltage line at issue here, a new line conceived by MISO to carry electricity from wind projects west of Ellendale to Jamestown and then eastward into Minnesota, is not a mere territorial intrusion into an existing system or an extension of an existing line. It is a brand-new transmission facility that falls squarely within the scope of Chapter 49-⁠22.</w:t>
       </w:r>
     </w:p>
     <w:p>
@@ -13146,19 +12542,7 @@
         <w:t xml:space="preserve"> </w:t>
       </w:r>
       <w:r>
-        <w:t xml:space="preserve">Section 49</w:t>
-      </w:r>
-      <w:r>
-        <w:noBreakHyphen/>
-      </w:r>
-      <w:r>
-        <w:t xml:space="preserve">22</w:t>
-      </w:r>
-      <w:r>
-        <w:noBreakHyphen/>
-      </w:r>
-      <w:r>
-        <w:t xml:space="preserve">07(1)</w:t>
+        <w:t xml:space="preserve">Section 49-⁠22-⁠07(1)</w:t>
       </w:r>
       <w:r>
         <w:t xml:space="preserve"> </w:t>
@@ -13178,37 +12562,7 @@
         <w:pStyle w:val="BodyText"/>
       </w:pPr>
       <w:r>
-        <w:t xml:space="preserve">[¶41] This framework is not discretionary. Chapter 49</w:t>
-      </w:r>
-      <w:r>
-        <w:noBreakHyphen/>
-      </w:r>
-      <w:r>
-        <w:t xml:space="preserve">22 establishes a mandatory, front-end process for high-voltage lines that exceed the statutory threshold. It requires the utility to obtain a route permit or site certificate before construction begins and prescribes a comprehensive procedure: environmental review, landowner notice, public hearings, detailed application submissions under § 49-⁠22-⁠08, and explicit findings of fact under § § 49</w:t>
-      </w:r>
-      <w:r>
-        <w:noBreakHyphen/>
-      </w:r>
-      <w:r>
-        <w:t xml:space="preserve">22</w:t>
-      </w:r>
-      <w:r>
-        <w:noBreakHyphen/>
-      </w:r>
-      <w:r>
-        <w:t xml:space="preserve">08(5) and 49</w:t>
-      </w:r>
-      <w:r>
-        <w:noBreakHyphen/>
-      </w:r>
-      <w:r>
-        <w:t xml:space="preserve">22</w:t>
-      </w:r>
-      <w:r>
-        <w:noBreakHyphen/>
-      </w:r>
-      <w:r>
-        <w:t xml:space="preserve">09.</w:t>
+        <w:t xml:space="preserve">[¶41] This framework is not discretionary. Chapter 49-⁠22 establishes a mandatory, front-end process for high-voltage lines that exceed the statutory threshold. It requires the utility to obtain a route permit or site certificate before construction begins and prescribes a comprehensive procedure: environmental review, landowner notice, public hearings, detailed application submissions under § 49-⁠22-⁠08, and explicit findings of fact under § § 49-⁠22-⁠08(5) and 49-⁠22-⁠09.</w:t>
       </w:r>
     </w:p>
     <w:p>
@@ -13262,9 +12616,7 @@
           <w:i/>
           <w:iCs/>
         </w:rPr>
-        <w:t xml:space="preserve">49</w:t>
-        <w:noBreakHyphen/>
-        <w:t xml:space="preserve">03</w:t>
+        <w:t xml:space="preserve">49-⁠03</w:t>
       </w:r>
       <w:r>
         <w:rPr>
@@ -13300,9 +12652,7 @@
           <w:i/>
           <w:iCs/>
         </w:rPr>
-        <w:t xml:space="preserve">49</w:t>
-        <w:noBreakHyphen/>
-        <w:t xml:space="preserve">22</w:t>
+        <w:t xml:space="preserve">49-⁠22</w:t>
       </w:r>
       <w:r>
         <w:rPr>
@@ -13454,25 +12804,13 @@
         <w:pStyle w:val="BodyText"/>
       </w:pPr>
       <w:r>
-        <w:t xml:space="preserve">[¶42] The Utilities contend that because Chapter 49</w:t>
-      </w:r>
-      <w:r>
-        <w:noBreakHyphen/>
-      </w:r>
-      <w:r>
-        <w:t xml:space="preserve">03 contains no express prohibition, they may seek a CPCN for a high-voltage transmission facility under that statute. But the absence of an express bar does not equate to legislative approval. The statutory framework and policy statement in § 49-⁠22-⁠02</w:t>
-      </w:r>
-      <w:r>
-        <w:t xml:space="preserve"> </w:t>
-      </w:r>
-      <w:r>
-        <w:t xml:space="preserve">make clear that Chapter 49</w:t>
-      </w:r>
-      <w:r>
-        <w:noBreakHyphen/>
-      </w:r>
-      <w:r>
-        <w:t xml:space="preserve">22 was designed to govern both the initiation and completion of the siting process for new high-voltage lines. It is a comprehensive, exclusive process, not a supplemental routing step to be layered into a prior CPCN granted under a different statute.</w:t>
+        <w:t xml:space="preserve">[¶42] The Utilities contend that because Chapter 49-⁠03 contains no express prohibition, they may seek a CPCN for a high-voltage transmission facility under that statute. But the absence of an express bar does not equate to legislative approval. The statutory framework and policy statement in § 49-⁠22-⁠02</w:t>
+      </w:r>
+      <w:r>
+        <w:t xml:space="preserve"> </w:t>
+      </w:r>
+      <w:r>
+        <w:t xml:space="preserve">make clear that Chapter 49-⁠22 was designed to govern both the initiation and completion of the siting process for new high-voltage lines. It is a comprehensive, exclusive process, not a supplemental routing step to be layered into a prior CPCN granted under a different statute.</w:t>
       </w:r>
     </w:p>
     <w:p>
@@ -13480,31 +12818,7 @@
         <w:pStyle w:val="BodyText"/>
       </w:pPr>
       <w:r>
-        <w:t xml:space="preserve">[¶43] Treating the process as bifurcated, with a CPCN first obtained under Chapter 49</w:t>
-      </w:r>
-      <w:r>
-        <w:noBreakHyphen/>
-      </w:r>
-      <w:r>
-        <w:t xml:space="preserve">03 and then imported into a 49</w:t>
-      </w:r>
-      <w:r>
-        <w:noBreakHyphen/>
-      </w:r>
-      <w:r>
-        <w:t xml:space="preserve">22 route application, undermines the Legislature’s scheme. The requirements of 49</w:t>
-      </w:r>
-      <w:r>
-        <w:noBreakHyphen/>
-      </w:r>
-      <w:r>
-        <w:t xml:space="preserve">22 are not mere formalities. They are substantive safeguards for landowners, local governments, and the public. Allowing a CPCN under 49</w:t>
-      </w:r>
-      <w:r>
-        <w:noBreakHyphen/>
-      </w:r>
-      <w:r>
-        <w:t xml:space="preserve">03 to predetermine</w:t>
+        <w:t xml:space="preserve">[¶43] Treating the process as bifurcated, with a CPCN first obtained under Chapter 49-⁠03 and then imported into a 49-⁠22 route application, undermines the Legislature’s scheme. The requirements of 49-⁠22 are not mere formalities. They are substantive safeguards for landowners, local governments, and the public. Allowing a CPCN under 49-⁠03 to predetermine</w:t>
       </w:r>
       <w:r>
         <w:t xml:space="preserve"> </w:t>
@@ -13516,13 +12830,7 @@
         <w:t xml:space="preserve"> </w:t>
       </w:r>
       <w:r>
-        <w:t xml:space="preserve">reduces the subsequent 49</w:t>
-      </w:r>
-      <w:r>
-        <w:noBreakHyphen/>
-      </w:r>
-      <w:r>
-        <w:t xml:space="preserve">22 proceeding to a rubber stamp.</w:t>
+        <w:t xml:space="preserve">reduces the subsequent 49-⁠22 proceeding to a rubber stamp.</w:t>
       </w:r>
     </w:p>
     <w:p>
@@ -13546,67 +12854,25 @@
         <w:t xml:space="preserve"> </w:t>
       </w:r>
       <w:r>
-        <w:t xml:space="preserve">N.D.C.C. § § 49</w:t>
-      </w:r>
-      <w:r>
-        <w:noBreakHyphen/>
-      </w:r>
-      <w:r>
-        <w:t xml:space="preserve">22</w:t>
-      </w:r>
-      <w:r>
-        <w:noBreakHyphen/>
-      </w:r>
-      <w:r>
-        <w:t xml:space="preserve">02,</w:t>
-      </w:r>
-      <w:r>
-        <w:t xml:space="preserve"> </w:t>
-      </w:r>
-      <w:r>
-        <w:t xml:space="preserve">49</w:t>
-      </w:r>
-      <w:r>
-        <w:noBreakHyphen/>
-      </w:r>
-      <w:r>
-        <w:t xml:space="preserve">22</w:t>
-      </w:r>
-      <w:r>
-        <w:noBreakHyphen/>
-      </w:r>
-      <w:r>
-        <w:t xml:space="preserve">08(1)⁠(c),</w:t>
-      </w:r>
-      <w:r>
-        <w:t xml:space="preserve"> </w:t>
-      </w:r>
-      <w:r>
-        <w:t xml:space="preserve">49</w:t>
-      </w:r>
-      <w:r>
-        <w:noBreakHyphen/>
-      </w:r>
-      <w:r>
-        <w:t xml:space="preserve">22</w:t>
-      </w:r>
-      <w:r>
-        <w:noBreakHyphen/>
-      </w:r>
-      <w:r>
-        <w:t xml:space="preserve">09(1),</w:t>
-      </w:r>
-      <w:r>
-        <w:t xml:space="preserve"> </w:t>
-      </w:r>
-      <w:r>
-        <w:t xml:space="preserve">(4), (5), (7), (8). That analysis cannot be meaningful if the Commission has already resolved the threshold question of necessity under Chapter 49</w:t>
-      </w:r>
-      <w:r>
-        <w:noBreakHyphen/>
-      </w:r>
-      <w:r>
-        <w:t xml:space="preserve">03 before the siting process begins.</w:t>
+        <w:t xml:space="preserve">N.D.C.C. § § 49-⁠22-⁠02,</w:t>
+      </w:r>
+      <w:r>
+        <w:t xml:space="preserve"> </w:t>
+      </w:r>
+      <w:r>
+        <w:t xml:space="preserve">49-⁠22-⁠08(1)⁠(c),</w:t>
+      </w:r>
+      <w:r>
+        <w:t xml:space="preserve"> </w:t>
+      </w:r>
+      <w:r>
+        <w:t xml:space="preserve">49-⁠22-⁠09(1),</w:t>
+      </w:r>
+      <w:r>
+        <w:t xml:space="preserve"> </w:t>
+      </w:r>
+      <w:r>
+        <w:t xml:space="preserve">(4), (5), (7), (8). That analysis cannot be meaningful if the Commission has already resolved the threshold question of necessity under Chapter 49-⁠03 before the siting process begins.</w:t>
       </w:r>
     </w:p>
     <w:p>
@@ -13732,9 +12998,7 @@
           <w:i/>
           <w:iCs/>
         </w:rPr>
-        <w:t xml:space="preserve">49</w:t>
-        <w:noBreakHyphen/>
-        <w:t xml:space="preserve">03</w:t>
+        <w:t xml:space="preserve">49-⁠03</w:t>
       </w:r>
       <w:r>
         <w:rPr>
@@ -13860,9 +13124,7 @@
           <w:i/>
           <w:iCs/>
         </w:rPr>
-        <w:t xml:space="preserve">49</w:t>
-        <w:noBreakHyphen/>
-        <w:t xml:space="preserve">22</w:t>
+        <w:t xml:space="preserve">49-⁠22</w:t>
       </w:r>
       <w:r>
         <w:rPr>
@@ -13906,13 +13168,7 @@
         <w:pStyle w:val="BodyText"/>
       </w:pPr>
       <w:r>
-        <w:t xml:space="preserve">[¶45] Even if Chapter 49</w:t>
-      </w:r>
-      <w:r>
-        <w:noBreakHyphen/>
-      </w:r>
-      <w:r>
-        <w:t xml:space="preserve">03 may apply in other contexts, it cannot be used to resolve</w:t>
+        <w:t xml:space="preserve">[¶45] Even if Chapter 49-⁠03 may apply in other contexts, it cannot be used to resolve</w:t>
       </w:r>
       <w:r>
         <w:t xml:space="preserve"> </w:t>
@@ -13924,19 +13180,7 @@
         <w:t xml:space="preserve"> </w:t>
       </w:r>
       <w:r>
-        <w:t xml:space="preserve">for a new 345-kV line outside the integrated framework the Legislature established in Chapter 49</w:t>
-      </w:r>
-      <w:r>
-        <w:noBreakHyphen/>
-      </w:r>
-      <w:r>
-        <w:t xml:space="preserve">22. By statute, a 49</w:t>
-      </w:r>
-      <w:r>
-        <w:noBreakHyphen/>
-      </w:r>
-      <w:r>
-        <w:t xml:space="preserve">22 application must include</w:t>
+        <w:t xml:space="preserve">for a new 345-kV line outside the integrated framework the Legislature established in Chapter 49-⁠22. By statute, a 49-⁠22 application must include</w:t>
       </w:r>
       <w:r>
         <w:t xml:space="preserve"> </w:t>
@@ -13962,13 +13206,7 @@
         <w:pStyle w:val="BodyText"/>
       </w:pPr>
       <w:r>
-        <w:t xml:space="preserve">[¶46] Allowing a prior CPCN under 49</w:t>
-      </w:r>
-      <w:r>
-        <w:noBreakHyphen/>
-      </w:r>
-      <w:r>
-        <w:t xml:space="preserve">03 to fix</w:t>
+        <w:t xml:space="preserve">[¶46] Allowing a prior CPCN under 49-⁠03 to fix</w:t>
       </w:r>
       <w:r>
         <w:t xml:space="preserve"> </w:t>
@@ -13980,19 +13218,7 @@
         <w:t xml:space="preserve"> </w:t>
       </w:r>
       <w:r>
-        <w:t xml:space="preserve">before the 49</w:t>
-      </w:r>
-      <w:r>
-        <w:noBreakHyphen/>
-      </w:r>
-      <w:r>
-        <w:t xml:space="preserve">22 hearing prejudges that evaluation. It strips the siting process of its substance and reduces it to a procedural formality. That outcome is irreconcilable with the text, structure, and purpose of 49</w:t>
-      </w:r>
-      <w:r>
-        <w:noBreakHyphen/>
-      </w:r>
-      <w:r>
-        <w:t xml:space="preserve">22, which was enacted to ensure that high-voltage transmission lines are fully justified and publicly scrutinized before construction begins.</w:t>
+        <w:t xml:space="preserve">before the 49-⁠22 hearing prejudges that evaluation. It strips the siting process of its substance and reduces it to a procedural formality. That outcome is irreconcilable with the text, structure, and purpose of 49-⁠22, which was enacted to ensure that high-voltage transmission lines are fully justified and publicly scrutinized before construction begins.</w:t>
       </w:r>
     </w:p>
     <w:p>
@@ -14446,9 +13672,7 @@
           <w:i/>
           <w:iCs/>
         </w:rPr>
-        <w:t xml:space="preserve">49</w:t>
-        <w:noBreakHyphen/>
-        <w:t xml:space="preserve">22</w:t>
+        <w:t xml:space="preserve">49-⁠22</w:t>
       </w:r>
       <w:r>
         <w:rPr>
@@ -14505,19 +13729,7 @@
         <w:t xml:space="preserve"> </w:t>
       </w:r>
       <w:r>
-        <w:t xml:space="preserve">to assess need and therefore any need-related evidence must be excluded from the Chapter 49</w:t>
-      </w:r>
-      <w:r>
-        <w:noBreakHyphen/>
-      </w:r>
-      <w:r>
-        <w:t xml:space="preserve">22 record. That reading cannot be reconciled with the statute’s text. Chapter 49</w:t>
-      </w:r>
-      <w:r>
-        <w:noBreakHyphen/>
-      </w:r>
-      <w:r>
-        <w:t xml:space="preserve">22 requires the applicant to submit</w:t>
+        <w:t xml:space="preserve">to assess need and therefore any need-related evidence must be excluded from the Chapter 49-⁠22 record. That reading cannot be reconciled with the statute’s text. Chapter 49-⁠22 requires the applicant to submit</w:t>
       </w:r>
       <w:r>
         <w:t xml:space="preserve"> </w:t>
@@ -14551,55 +13763,19 @@
         <w:t xml:space="preserve"> </w:t>
       </w:r>
       <w:r>
-        <w:t xml:space="preserve">N.D.C.C. § § 49</w:t>
-      </w:r>
-      <w:r>
-        <w:noBreakHyphen/>
-      </w:r>
-      <w:r>
-        <w:t xml:space="preserve">22</w:t>
-      </w:r>
-      <w:r>
-        <w:noBreakHyphen/>
-      </w:r>
-      <w:r>
-        <w:t xml:space="preserve">02,</w:t>
-      </w:r>
-      <w:r>
-        <w:t xml:space="preserve"> </w:t>
-      </w:r>
-      <w:r>
-        <w:t xml:space="preserve">49</w:t>
-      </w:r>
-      <w:r>
-        <w:noBreakHyphen/>
-      </w:r>
-      <w:r>
-        <w:t xml:space="preserve">22</w:t>
-      </w:r>
-      <w:r>
-        <w:noBreakHyphen/>
-      </w:r>
-      <w:r>
-        <w:t xml:space="preserve">09,</w:t>
-      </w:r>
-      <w:r>
-        <w:t xml:space="preserve"> </w:t>
-      </w:r>
-      <w:r>
-        <w:t xml:space="preserve">49</w:t>
-      </w:r>
-      <w:r>
-        <w:noBreakHyphen/>
-      </w:r>
-      <w:r>
-        <w:t xml:space="preserve">22</w:t>
-      </w:r>
-      <w:r>
-        <w:noBreakHyphen/>
-      </w:r>
-      <w:r>
-        <w:t xml:space="preserve">16(2).</w:t>
+        <w:t xml:space="preserve">N.D.C.C. § § 49-⁠22-⁠02,</w:t>
+      </w:r>
+      <w:r>
+        <w:t xml:space="preserve"> </w:t>
+      </w:r>
+      <w:r>
+        <w:t xml:space="preserve">49-⁠22-⁠09,</w:t>
+      </w:r>
+      <w:r>
+        <w:t xml:space="preserve"> </w:t>
+      </w:r>
+      <w:r>
+        <w:t xml:space="preserve">49-⁠22-⁠16(2).</w:t>
       </w:r>
     </w:p>
     <w:p>
@@ -14735,9 +13911,7 @@
           <w:b/>
           <w:bCs/>
         </w:rPr>
-        <w:t xml:space="preserve">49</w:t>
-        <w:noBreakHyphen/>
-        <w:t xml:space="preserve">22</w:t>
+        <w:t xml:space="preserve">49-⁠22</w:t>
       </w:r>
       <w:r>
         <w:rPr>
@@ -14815,13 +13989,7 @@
         <w:pStyle w:val="BodyText"/>
       </w:pPr>
       <w:r>
-        <w:t xml:space="preserve">[¶49] Chapter 49</w:t>
-      </w:r>
-      <w:r>
-        <w:noBreakHyphen/>
-      </w:r>
-      <w:r>
-        <w:t xml:space="preserve">22 itself makes clear that public need is part of the siting analysis. The Legislature’s policy statement provides:</w:t>
+        <w:t xml:space="preserve">[¶49] Chapter 49-⁠22 itself makes clear that public need is part of the siting analysis. The Legislature’s policy statement provides:</w:t>
       </w:r>
     </w:p>
     <w:p>
@@ -14861,19 +14029,7 @@
         <w:t xml:space="preserve"> </w:t>
       </w:r>
       <w:r>
-        <w:t xml:space="preserve">necessarily reflects a need inquiry, balancing demand against environmental and economic impacts. The statute reinforces this requirement in multiple provisions. Section 49</w:t>
-      </w:r>
-      <w:r>
-        <w:noBreakHyphen/>
-      </w:r>
-      <w:r>
-        <w:t xml:space="preserve">22</w:t>
-      </w:r>
-      <w:r>
-        <w:noBreakHyphen/>
-      </w:r>
-      <w:r>
-        <w:t xml:space="preserve">08(1)⁠(c)</w:t>
+        <w:t xml:space="preserve">necessarily reflects a need inquiry, balancing demand against environmental and economic impacts. The statute reinforces this requirement in multiple provisions. Section 49-⁠22-⁠08(1)⁠(c)</w:t>
       </w:r>
       <w:r>
         <w:t xml:space="preserve"> </w:t>
@@ -14891,19 +14047,7 @@
         <w:t xml:space="preserve"> </w:t>
       </w:r>
       <w:r>
-        <w:t xml:space="preserve">Section 49</w:t>
-      </w:r>
-      <w:r>
-        <w:noBreakHyphen/>
-      </w:r>
-      <w:r>
-        <w:t xml:space="preserve">22</w:t>
-      </w:r>
-      <w:r>
-        <w:noBreakHyphen/>
-      </w:r>
-      <w:r>
-        <w:t xml:space="preserve">09</w:t>
+        <w:t xml:space="preserve">Section 49-⁠22-⁠09</w:t>
       </w:r>
       <w:r>
         <w:t xml:space="preserve"> </w:t>
@@ -14935,13 +14079,7 @@
         <w:pStyle w:val="BodyText"/>
       </w:pPr>
       <w:r>
-        <w:t xml:space="preserve">[¶51] Taken together, these provisions demonstrate that a Chapter 49</w:t>
-      </w:r>
-      <w:r>
-        <w:noBreakHyphen/>
-      </w:r>
-      <w:r>
-        <w:t xml:space="preserve">22 proceeding necessarily entails an evaluation of public need, grounded in statutory text and not imported from any other chapter.</w:t>
+        <w:t xml:space="preserve">[¶51] Taken together, these provisions demonstrate that a Chapter 49-⁠22 proceeding necessarily entails an evaluation of public need, grounded in statutory text and not imported from any other chapter.</w:t>
       </w:r>
     </w:p>
     <w:p>
@@ -15147,13 +14285,7 @@
         <w:pStyle w:val="BodyText"/>
       </w:pPr>
       <w:r>
-        <w:t xml:space="preserve">[¶52] The legislative history of 49</w:t>
-      </w:r>
-      <w:r>
-        <w:noBreakHyphen/>
-      </w:r>
-      <w:r>
-        <w:t xml:space="preserve">22, enacted as an emergency measure effective April 9, 1975, confirms that route and site approval for high-voltage lines requires a showing of public need.</w:t>
+        <w:t xml:space="preserve">[¶52] The legislative history of 49-⁠22, enacted as an emergency measure effective April 9, 1975, confirms that route and site approval for high-voltage lines requires a showing of public need.</w:t>
       </w:r>
       <w:r>
         <w:t xml:space="preserve"> </w:t>
@@ -15273,31 +14405,7 @@
         <w:pStyle w:val="BodyText"/>
       </w:pPr>
       <w:r>
-        <w:t xml:space="preserve">[¶53] This history underscores the Legislature’s design: public need is central to the 49</w:t>
-      </w:r>
-      <w:r>
-        <w:noBreakHyphen/>
-      </w:r>
-      <w:r>
-        <w:t xml:space="preserve">22 process, and no high-voltage line may be approved without reasoned findings tied to that requirement. The appeal therefore presents a threshold question of statutory construction: whether the PSC acted ultra vires in issuing a CPCN under the Territorial Integrity Act (49</w:t>
-      </w:r>
-      <w:r>
-        <w:noBreakHyphen/>
-      </w:r>
-      <w:r>
-        <w:t xml:space="preserve">03) rather than proceeding under 49</w:t>
-      </w:r>
-      <w:r>
-        <w:noBreakHyphen/>
-      </w:r>
-      <w:r>
-        <w:t xml:space="preserve">22. That question should be resolved before the PSC proceeds under 49</w:t>
-      </w:r>
-      <w:r>
-        <w:noBreakHyphen/>
-      </w:r>
-      <w:r>
-        <w:t xml:space="preserve">22 in reliance on a legally defective CPCN.</w:t>
+        <w:t xml:space="preserve">[¶53] This history underscores the Legislature’s design: public need is central to the 49-⁠22 process, and no high-voltage line may be approved without reasoned findings tied to that requirement. The appeal therefore presents a threshold question of statutory construction: whether the PSC acted ultra vires in issuing a CPCN under the Territorial Integrity Act (49-⁠03) rather than proceeding under 49-⁠22. That question should be resolved before the PSC proceeds under 49-⁠22 in reliance on a legally defective CPCN.</w:t>
       </w:r>
     </w:p>
     <w:p>
@@ -15594,13 +14702,7 @@
         <w:t xml:space="preserve"> </w:t>
       </w:r>
       <w:r>
-        <w:t xml:space="preserve">or to preclude the Commission from considering need-related factors within the Chapter 49</w:t>
-      </w:r>
-      <w:r>
-        <w:noBreakHyphen/>
-      </w:r>
-      <w:r>
-        <w:t xml:space="preserve">22 record, including</w:t>
+        <w:t xml:space="preserve">or to preclude the Commission from considering need-related factors within the Chapter 49-⁠22 record, including</w:t>
       </w:r>
       <w:r>
         <w:t xml:space="preserve"> </w:t>
@@ -15612,73 +14714,25 @@
         <w:t xml:space="preserve"> </w:t>
       </w:r>
       <w:r>
-        <w:t xml:space="preserve">when deciding preemption. N.D.C.C. § § 49</w:t>
-      </w:r>
-      <w:r>
-        <w:noBreakHyphen/>
-      </w:r>
-      <w:r>
-        <w:t xml:space="preserve">22</w:t>
-      </w:r>
-      <w:r>
-        <w:noBreakHyphen/>
-      </w:r>
-      <w:r>
-        <w:t xml:space="preserve">02,</w:t>
-      </w:r>
-      <w:r>
-        <w:t xml:space="preserve"> </w:t>
-      </w:r>
-      <w:r>
-        <w:t xml:space="preserve">49</w:t>
-      </w:r>
-      <w:r>
-        <w:noBreakHyphen/>
-      </w:r>
-      <w:r>
-        <w:t xml:space="preserve">22</w:t>
-      </w:r>
-      <w:r>
-        <w:noBreakHyphen/>
-      </w:r>
-      <w:r>
-        <w:t xml:space="preserve">08(1)⁠(c),</w:t>
-      </w:r>
-      <w:r>
-        <w:t xml:space="preserve"> </w:t>
-      </w:r>
-      <w:r>
-        <w:t xml:space="preserve">49</w:t>
-      </w:r>
-      <w:r>
-        <w:noBreakHyphen/>
-      </w:r>
-      <w:r>
-        <w:t xml:space="preserve">22</w:t>
-      </w:r>
-      <w:r>
-        <w:noBreakHyphen/>
-      </w:r>
-      <w:r>
-        <w:t xml:space="preserve">09(1),</w:t>
-      </w:r>
-      <w:r>
-        <w:t xml:space="preserve"> </w:t>
-      </w:r>
-      <w:r>
-        <w:t xml:space="preserve">(4), (5), (7), (8), 49</w:t>
-      </w:r>
-      <w:r>
-        <w:noBreakHyphen/>
-      </w:r>
-      <w:r>
-        <w:t xml:space="preserve">22</w:t>
-      </w:r>
-      <w:r>
-        <w:noBreakHyphen/>
-      </w:r>
-      <w:r>
-        <w:t xml:space="preserve">16(2).</w:t>
+        <w:t xml:space="preserve">when deciding preemption. N.D.C.C. § § 49-⁠22-⁠02,</w:t>
+      </w:r>
+      <w:r>
+        <w:t xml:space="preserve"> </w:t>
+      </w:r>
+      <w:r>
+        <w:t xml:space="preserve">49-⁠22-⁠08(1)⁠(c),</w:t>
+      </w:r>
+      <w:r>
+        <w:t xml:space="preserve"> </w:t>
+      </w:r>
+      <w:r>
+        <w:t xml:space="preserve">49-⁠22-⁠09(1),</w:t>
+      </w:r>
+      <w:r>
+        <w:t xml:space="preserve"> </w:t>
+      </w:r>
+      <w:r>
+        <w:t xml:space="preserve">(4), (5), (7), (8), 49-⁠22-⁠16(2).</w:t>
       </w:r>
     </w:p>
     <w:p>
@@ -16054,34 +15108,13 @@
         <w:t xml:space="preserve"> </w:t>
       </w:r>
       <w:r>
-        <w:t xml:space="preserve">N.D.A.C. § § 69</w:t>
-      </w:r>
-      <w:r>
-        <w:noBreakHyphen/>
-      </w:r>
-      <w:r>
-        <w:t xml:space="preserve">02</w:t>
-      </w:r>
-      <w:r>
-        <w:noBreakHyphen/>
-      </w:r>
-      <w:r>
-        <w:t xml:space="preserve">06</w:t>
-      </w:r>
-      <w:r>
-        <w:noBreakHyphen/>
-      </w:r>
-      <w:r>
-        <w:t xml:space="preserve">01,</w:t>
-      </w:r>
-      <w:r>
-        <w:t xml:space="preserve"> </w:t>
-      </w:r>
-      <w:r>
-        <w:noBreakHyphen/>
-      </w:r>
-      <w:r>
-        <w:t xml:space="preserve">02; N.D.C.C. § 28-⁠32-⁠42.</w:t>
+        <w:t xml:space="preserve">N.D.A.C. § § 69-⁠02-⁠06-⁠01,</w:t>
+      </w:r>
+      <w:r>
+        <w:t xml:space="preserve"> </w:t>
+      </w:r>
+      <w:r>
+        <w:t xml:space="preserve">-⁠02; N.D.C.C. § 28-⁠32-⁠42.</w:t>
       </w:r>
       <w:r>
         <w:t xml:space="preserve"> </w:t>
@@ -16587,37 +15620,13 @@
         <w:t xml:space="preserve"> </w:t>
       </w:r>
       <w:r>
-        <w:t xml:space="preserve">for any designation. N.D.C.C. § § 49</w:t>
-      </w:r>
-      <w:r>
-        <w:noBreakHyphen/>
-      </w:r>
-      <w:r>
-        <w:t xml:space="preserve">22</w:t>
-      </w:r>
-      <w:r>
-        <w:noBreakHyphen/>
-      </w:r>
-      <w:r>
-        <w:t xml:space="preserve">08(6),</w:t>
-      </w:r>
-      <w:r>
-        <w:t xml:space="preserve"> </w:t>
-      </w:r>
-      <w:r>
-        <w:t xml:space="preserve">49</w:t>
-      </w:r>
-      <w:r>
-        <w:noBreakHyphen/>
-      </w:r>
-      <w:r>
-        <w:t xml:space="preserve">22</w:t>
-      </w:r>
-      <w:r>
-        <w:noBreakHyphen/>
-      </w:r>
-      <w:r>
-        <w:t xml:space="preserve">08.1(5)</w:t>
+        <w:t xml:space="preserve">for any designation. N.D.C.C. § § 49-⁠22-⁠08(6),</w:t>
+      </w:r>
+      <w:r>
+        <w:t xml:space="preserve"> </w:t>
+      </w:r>
+      <w:r>
+        <w:t xml:space="preserve">49-⁠22-⁠08.1(5)</w:t>
       </w:r>
       <w:r>
         <w:t xml:space="preserve"> </w:t>
@@ -16641,13 +15650,7 @@
         <w:t xml:space="preserve"> </w:t>
       </w:r>
       <w:r>
-        <w:t xml:space="preserve">presupposes a decision containing enough findings and legal reasoning to permit meaningful appellate scrutiny, and rehearings must be conducted pursuant to Chapter 28</w:t>
-      </w:r>
-      <w:r>
-        <w:noBreakHyphen/>
-      </w:r>
-      <w:r>
-        <w:t xml:space="preserve">32. The Commission’s bare conclusion falls short of these statutory commands.</w:t>
+        <w:t xml:space="preserve">presupposes a decision containing enough findings and legal reasoning to permit meaningful appellate scrutiny, and rehearings must be conducted pursuant to Chapter 28-⁠32. The Commission’s bare conclusion falls short of these statutory commands.</w:t>
       </w:r>
     </w:p>
     <w:p>
@@ -16954,13 +15957,7 @@
         <w:t xml:space="preserve">v. Kelly</w:t>
       </w:r>
       <w:r>
-        <w:t xml:space="preserve">, 397 U.S. 254 (1970). And Chapter 28</w:t>
-      </w:r>
-      <w:r>
-        <w:noBreakHyphen/>
-      </w:r>
-      <w:r>
-        <w:t xml:space="preserve">32 expressly authorizes courts to set aside decisions that are unlawful, unsupported by evidence, or issued without fair procedure. N.D.C.C. § 28-⁠32-⁠46.</w:t>
+        <w:t xml:space="preserve">, 397 U.S. 254 (1970). And Chapter 28-⁠32 expressly authorizes courts to set aside decisions that are unlawful, unsupported by evidence, or issued without fair procedure. N.D.C.C. § 28-⁠32-⁠46.</w:t>
       </w:r>
       <w:r>
         <w:t xml:space="preserve"> </w:t>
@@ -16994,13 +15991,7 @@
         <w:pStyle w:val="BodyText"/>
       </w:pPr>
       <w:r>
-        <w:t xml:space="preserve">[¶62] Finally, the North Dakota Supreme Court’s recent summary of judicial-review obligations confirms the governing standard: courts examine whether the agency acted within the law, complied with ch. 28</w:t>
-      </w:r>
-      <w:r>
-        <w:noBreakHyphen/>
-      </w:r>
-      <w:r>
-        <w:t xml:space="preserve">32, afforded due process, and supported its conclusions with evidence and rationale.</w:t>
+        <w:t xml:space="preserve">[¶62] Finally, the North Dakota Supreme Court’s recent summary of judicial-review obligations confirms the governing standard: courts examine whether the agency acted within the law, complied with ch. 28-⁠32, afforded due process, and supported its conclusions with evidence and rationale.</w:t>
       </w:r>
       <w:r>
         <w:t xml:space="preserve"> </w:t>
@@ -17351,55 +16342,19 @@
         <w:pStyle w:val="BodyText"/>
       </w:pPr>
       <w:r>
-        <w:t xml:space="preserve">[¶63] A final order that omits explicit findings and separate conclusions violates § § 49</w:t>
-      </w:r>
-      <w:r>
-        <w:noBreakHyphen/>
-      </w:r>
-      <w:r>
-        <w:t xml:space="preserve">22</w:t>
-      </w:r>
-      <w:r>
-        <w:noBreakHyphen/>
-      </w:r>
-      <w:r>
-        <w:t xml:space="preserve">08(6),</w:t>
-      </w:r>
-      <w:r>
-        <w:t xml:space="preserve"> </w:t>
-      </w:r>
-      <w:r>
-        <w:t xml:space="preserve">49</w:t>
-      </w:r>
-      <w:r>
-        <w:noBreakHyphen/>
-      </w:r>
-      <w:r>
-        <w:t xml:space="preserve">22</w:t>
-      </w:r>
-      <w:r>
-        <w:noBreakHyphen/>
-      </w:r>
-      <w:r>
-        <w:t xml:space="preserve">08.1(5)</w:t>
-      </w:r>
-      <w:r>
-        <w:t xml:space="preserve"> </w:t>
-      </w:r>
-      <w:r>
-        <w:t xml:space="preserve">and 28</w:t>
-      </w:r>
-      <w:r>
-        <w:noBreakHyphen/>
-      </w:r>
-      <w:r>
-        <w:t xml:space="preserve">32</w:t>
-      </w:r>
-      <w:r>
-        <w:noBreakHyphen/>
-      </w:r>
-      <w:r>
-        <w:t xml:space="preserve">39(1),</w:t>
+        <w:t xml:space="preserve">[¶63] A final order that omits explicit findings and separate conclusions violates § § 49-⁠22-⁠08(6),</w:t>
+      </w:r>
+      <w:r>
+        <w:t xml:space="preserve"> </w:t>
+      </w:r>
+      <w:r>
+        <w:t xml:space="preserve">49-⁠22-⁠08.1(5)</w:t>
+      </w:r>
+      <w:r>
+        <w:t xml:space="preserve"> </w:t>
+      </w:r>
+      <w:r>
+        <w:t xml:space="preserve">and 28-⁠32-⁠39(1),</w:t>
       </w:r>
       <w:r>
         <w:t xml:space="preserve"> </w:t>
@@ -17774,13 +16729,7 @@
         <w:t xml:space="preserve"> </w:t>
       </w:r>
       <w:r>
-        <w:t xml:space="preserve">118, 130</w:t>
-      </w:r>
-      <w:r>
-        <w:noBreakHyphen/>
-      </w:r>
-      <w:r>
-        <w:t xml:space="preserve">31 (N.D. 2020). Informal disposition is permissible only if it does not substantially prejudice party rights. N.D.C.C. § 28-⁠32-⁠22.</w:t>
+        <w:t xml:space="preserve">118, 130-⁠31 (N.D. 2020). Informal disposition is permissible only if it does not substantially prejudice party rights. N.D.C.C. § 28-⁠32-⁠22.</w:t>
       </w:r>
     </w:p>
     <w:p>
@@ -18457,13 +17406,7 @@
         <w:t xml:space="preserve"> </w:t>
       </w:r>
       <w:r>
-        <w:t xml:space="preserve">N.D.C.C. ch. 49</w:t>
-      </w:r>
-      <w:r>
-        <w:noBreakHyphen/>
-      </w:r>
-      <w:r>
-        <w:t xml:space="preserve">22. And the Commission’s own intervention rule contains a good-cause safety valve; the combination of (a) the Commission’s choice to forego a hearing and (b) the emergence of material new facts (township CUP denials and formal votes to intervene in early 2025) constitutes good cause. Denying intervention despite those developments</w:t>
+        <w:t xml:space="preserve">N.D.C.C. ch. 49-⁠22. And the Commission’s own intervention rule contains a good-cause safety valve; the combination of (a) the Commission’s choice to forego a hearing and (b) the emergence of material new facts (township CUP denials and formal votes to intervene in early 2025) constitutes good cause. Denying intervention despite those developments</w:t>
       </w:r>
       <w:r>
         <w:t xml:space="preserve"> </w:t>
@@ -18941,34 +17884,13 @@
         <w:pStyle w:val="BodyText"/>
       </w:pPr>
       <w:r>
-        <w:t xml:space="preserve">[¶69] The June 18 order says Appellants can raise these concerns later in a corridor-compatibility or route-permit proceeding because the line cannot be constructed without that permit. That misses the point. The CPCN is an antecedent authorization that the Utilities themselves invoke as the foundation for their Chapter 49</w:t>
-      </w:r>
-      <w:r>
-        <w:noBreakHyphen/>
-      </w:r>
-      <w:r>
-        <w:t xml:space="preserve">22 filings. Allowing a conclusory CPCN to stand while deferring hearing rights to a different docket deprives directly affected parties of a meaningful opportunity to contest need at the stage where the statute requires the Commission to act in accordance with the evidence and to issue a finding with reasons. N.D.C.C. § § 49</w:t>
-      </w:r>
-      <w:r>
-        <w:noBreakHyphen/>
-      </w:r>
-      <w:r>
-        <w:t xml:space="preserve">22</w:t>
-      </w:r>
-      <w:r>
-        <w:noBreakHyphen/>
-      </w:r>
-      <w:r>
-        <w:t xml:space="preserve">08(6),</w:t>
-      </w:r>
-      <w:r>
-        <w:t xml:space="preserve"> </w:t>
-      </w:r>
-      <w:r>
-        <w:noBreakHyphen/>
-      </w:r>
-      <w:r>
-        <w:t xml:space="preserve">08.1(5). Promising a later hearing on different criteria does not cure that defect.</w:t>
+        <w:t xml:space="preserve">[¶69] The June 18 order says Appellants can raise these concerns later in a corridor-compatibility or route-permit proceeding because the line cannot be constructed without that permit. That misses the point. The CPCN is an antecedent authorization that the Utilities themselves invoke as the foundation for their Chapter 49-⁠22 filings. Allowing a conclusory CPCN to stand while deferring hearing rights to a different docket deprives directly affected parties of a meaningful opportunity to contest need at the stage where the statute requires the Commission to act in accordance with the evidence and to issue a finding with reasons. N.D.C.C. § § 49-⁠22-⁠08(6),</w:t>
+      </w:r>
+      <w:r>
+        <w:t xml:space="preserve"> </w:t>
+      </w:r>
+      <w:r>
+        <w:t xml:space="preserve">-⁠08.1(5). Promising a later hearing on different criteria does not cure that defect.</w:t>
       </w:r>
     </w:p>
     <w:p>
@@ -19481,13 +18403,7 @@
         <w:t xml:space="preserve"> </w:t>
       </w:r>
       <w:r>
-        <w:t xml:space="preserve">¶ 16 (courts review whether the agency acted within law, complied with ch. 28</w:t>
-      </w:r>
-      <w:r>
-        <w:noBreakHyphen/>
-      </w:r>
-      <w:r>
-        <w:t xml:space="preserve">32, afforded due process, and supported its conclusions with evidence and rationale).</w:t>
+        <w:t xml:space="preserve">¶ 16 (courts review whether the agency acted within law, complied with ch. 28-⁠32, afforded due process, and supported its conclusions with evidence and rationale).</w:t>
       </w:r>
     </w:p>
     <w:p>
@@ -19559,9 +18475,7 @@
           <w:b/>
           <w:bCs/>
         </w:rPr>
-        <w:t xml:space="preserve">49</w:t>
-        <w:noBreakHyphen/>
-        <w:t xml:space="preserve">03</w:t>
+        <w:t xml:space="preserve">49-⁠03</w:t>
       </w:r>
       <w:r>
         <w:rPr>
@@ -19779,13 +18693,7 @@
         <w:pStyle w:val="BodyText"/>
       </w:pPr>
       <w:r>
-        <w:t xml:space="preserve">[¶72] Even under Chapter 49</w:t>
-      </w:r>
-      <w:r>
-        <w:noBreakHyphen/>
-      </w:r>
-      <w:r>
-        <w:t xml:space="preserve">03, the Utilities had to prove public convenience and necessity on a reasoned record, and the Commission had to connect specific facts to that standard in explicit findings and separate conclusions. It did not.</w:t>
+        <w:t xml:space="preserve">[¶72] Even under Chapter 49-⁠03, the Utilities had to prove public convenience and necessity on a reasoned record, and the Commission had to connect specific facts to that standard in explicit findings and separate conclusions. It did not.</w:t>
       </w:r>
       <w:r>
         <w:t xml:space="preserve"> </w:t>
@@ -19801,28 +18709,13 @@
         <w:t xml:space="preserve"> </w:t>
       </w:r>
       <w:r>
-        <w:t xml:space="preserve">N.D.C.C. § § 28</w:t>
-      </w:r>
-      <w:r>
-        <w:noBreakHyphen/>
-      </w:r>
-      <w:r>
-        <w:t xml:space="preserve">32</w:t>
-      </w:r>
-      <w:r>
-        <w:noBreakHyphen/>
-      </w:r>
-      <w:r>
-        <w:t xml:space="preserve">39,</w:t>
-      </w:r>
-      <w:r>
-        <w:t xml:space="preserve"> </w:t>
-      </w:r>
-      <w:r>
-        <w:noBreakHyphen/>
-      </w:r>
-      <w:r>
-        <w:t xml:space="preserve">46;</w:t>
+        <w:t xml:space="preserve">N.D.C.C. § § 28-⁠32-⁠39,</w:t>
+      </w:r>
+      <w:r>
+        <w:t xml:space="preserve"> </w:t>
+      </w:r>
+      <w:r>
+        <w:t xml:space="preserve">-⁠46;</w:t>
       </w:r>
       <w:r>
         <w:t xml:space="preserve"> </w:t>
@@ -19843,25 +18736,7 @@
         <w:pStyle w:val="BodyText"/>
       </w:pPr>
       <w:r>
-        <w:t xml:space="preserve">[¶73] The record instead shows a project driven by projected future generation growth and export capacity rather than demonstrated present North Dakota public necessity. MISO’s materials and the PSC analyst’s memorandum describe projected N</w:t>
-      </w:r>
-      <w:r>
-        <w:noBreakHyphen/>
-      </w:r>
-      <w:r>
-        <w:t xml:space="preserve">1 and N</w:t>
-      </w:r>
-      <w:r>
-        <w:noBreakHyphen/>
-      </w:r>
-      <w:r>
-        <w:t xml:space="preserve">1</w:t>
-      </w:r>
-      <w:r>
-        <w:noBreakHyphen/>
-      </w:r>
-      <w:r>
-        <w:t xml:space="preserve">1 issues based on long-term forecasts, and Commissioner Christmann’s dissent identified the same problem: forward-looking assumptions, conjectural future projects, and insufficient justification. R70, Ex. 8, R75, Ex. 13, R76, Ex. 14, R79, Ex. 17,</w:t>
+        <w:t xml:space="preserve">[¶73] The record instead shows a project driven by projected future generation growth and export capacity rather than demonstrated present North Dakota public necessity. MISO’s materials and the PSC analyst’s memorandum describe projected N-⁠1 and N-⁠1-⁠1 issues based on long-term forecasts, and Commissioner Christmann’s dissent identified the same problem: forward-looking assumptions, conjectural future projects, and insufficient justification. R70, Ex. 8, R75, Ex. 13, R76, Ex. 14, R79, Ex. 17,</w:t>
       </w:r>
     </w:p>
     <w:p>
@@ -20129,37 +19004,13 @@
         <w:t xml:space="preserve">Goldberg</w:t>
       </w:r>
       <w:r>
-        <w:t xml:space="preserve">, 397 U.S. 254; N.D.C.C. § § 28</w:t>
-      </w:r>
-      <w:r>
-        <w:noBreakHyphen/>
-      </w:r>
-      <w:r>
-        <w:t xml:space="preserve">32</w:t>
-      </w:r>
-      <w:r>
-        <w:noBreakHyphen/>
-      </w:r>
-      <w:r>
-        <w:t xml:space="preserve">22,</w:t>
-      </w:r>
-      <w:r>
-        <w:t xml:space="preserve"> </w:t>
-      </w:r>
-      <w:r>
-        <w:noBreakHyphen/>
-      </w:r>
-      <w:r>
-        <w:t xml:space="preserve">39,</w:t>
-      </w:r>
-      <w:r>
-        <w:t xml:space="preserve"> </w:t>
-      </w:r>
-      <w:r>
-        <w:noBreakHyphen/>
-      </w:r>
-      <w:r>
-        <w:t xml:space="preserve">46;</w:t>
+        <w:t xml:space="preserve">, 397 U.S. 254; N.D.C.C. § § 28-⁠32-⁠22,</w:t>
+      </w:r>
+      <w:r>
+        <w:t xml:space="preserve"> </w:t>
+      </w:r>
+      <w:r>
+        <w:t xml:space="preserve">-⁠39, -⁠46;</w:t>
       </w:r>
       <w:r>
         <w:t xml:space="preserve"> </w:t>
@@ -20202,19 +19053,7 @@
         <w:pStyle w:val="BodyText"/>
       </w:pPr>
       <w:r>
-        <w:t xml:space="preserve">[¶76] The Commission lacked authority to issue the CPCN under Chapter 49</w:t>
-      </w:r>
-      <w:r>
-        <w:noBreakHyphen/>
-      </w:r>
-      <w:r>
-        <w:t xml:space="preserve">03 and did so without the procedures and findings required by North Dakota law. The Court should vacate the CPCN, reverse the denial of intervention, and remand for proceedings under Chapter 49</w:t>
-      </w:r>
-      <w:r>
-        <w:noBreakHyphen/>
-      </w:r>
-      <w:r>
-        <w:t xml:space="preserve">22.</w:t>
+        <w:t xml:space="preserve">[¶76] The Commission lacked authority to issue the CPCN under Chapter 49-⁠03 and did so without the procedures and findings required by North Dakota law. The Court should vacate the CPCN, reverse the denial of intervention, and remand for proceedings under Chapter 49-⁠22.</w:t>
       </w:r>
     </w:p>
     <w:p>
@@ -20440,9 +19279,7 @@
               <w:t xml:space="preserve"> </w:t>
             </w:r>
             <w:r>
-              <w:t xml:space="preserve">255</w:t>
-              <w:noBreakHyphen/>
-              <w:t xml:space="preserve">2010</w:t>
+              <w:t xml:space="preserve">255-⁠2010</w:t>
             </w:r>
           </w:p>
           <w:p>
@@ -20663,9 +19500,7 @@
               <w:t xml:space="preserve"> </w:t>
             </w:r>
             <w:r>
-              <w:t xml:space="preserve">573</w:t>
-              <w:noBreakHyphen/>
-              <w:t xml:space="preserve">3669</w:t>
+              <w:t xml:space="preserve">573-⁠3669</w:t>
             </w:r>
           </w:p>
           <w:p>
@@ -21599,7 +20434,7 @@
     <w:qFormat/>
     <w:pPr>
       <w:keepLines/>
-      <w:spacing w:before="0" w:after="140" w:line="552" w:lineRule="exact"/>
+      <w:spacing w:before="46" w:after="140" w:line="552" w:lineRule="exact"/>
     </w:pPr>
     <w:rPr>
       <w:sz w:val="24"/>
